--- a/INFORME_MEGASUPER.docx
+++ b/INFORME_MEGASUPER.docx
@@ -3281,7 +3281,7 @@
         <w:rPr>
           <w:lang w:val="es-CL"/>
         </w:rPr>
-        <w:t xml:space="preserve">El presente informe expone el desarrollo de SuperMarket.cl, disponible en www.supermarket.cl. Es una aplicación web que se adapta a celulares, </w:t>
+        <w:t xml:space="preserve">El presente informe expone el desarrollo de MEGASUPER.CL, disponible en www.megasuper.cl. Es una aplicación web que se adapta a celulares, </w:t>
       </w:r>
       <w:proofErr w:type="spellStart"/>
       <w:r>
@@ -3369,7 +3369,7 @@
         <w:rPr>
           <w:lang w:val="es-CL"/>
         </w:rPr>
-        <w:t>Desarrollar una aplicación web para SuperMarket.cl que reúna en un solo lugar la venta de productos de vari</w:t>
+        <w:t>Desarrollar una aplicación web para MEGASUPER.CL que reúna en un solo lugar la venta de productos de vari</w:t>
       </w:r>
       <w:r>
         <w:rPr>
@@ -3655,7 +3655,7 @@
         <w:rPr>
           <w:lang w:val="es-CL"/>
         </w:rPr>
-        <w:t>SuperMarket.cl es una plataforma web de venta en línea de vari</w:t>
+        <w:t>MEGASUPER.CL es una plataforma web de venta en línea de vari</w:t>
       </w:r>
       <w:r>
         <w:rPr>
@@ -5116,7 +5116,7 @@
         <w:rPr>
           <w:lang w:val="es-CL"/>
         </w:rPr>
-        <w:t>El negocio no cuenta con un sistema único que permita manejar en conjunto productos, ventas, pedidos, clientes y entradas y salidas de productos. Esto dificulta tener la información al día, saber qué hay disponible y hacer un buen seguimiento de las ventas de SuperMarket.cl.</w:t>
+        <w:t>El negocio no cuenta con un sistema único que permita manejar en conjunto productos, ventas, pedidos, clientes y entradas y salidas de productos. Esto dificulta tener la información al día, saber qué hay disponible y hacer un buen seguimiento de las ventas de MEGASUPER.CL.</w:t>
       </w:r>
     </w:p>
     <w:p>
@@ -5471,7 +5471,7 @@
         <w:rPr>
           <w:lang w:val="es-CL"/>
         </w:rPr>
-        <w:t>Se revisaron como referencia los supermercados en línea tradicionales, las distribuidoras mayoristas (presenciales o mixtas) y las tiendas en línea generales. SuperMarket.cl se diferencia porque reúne en un mismo lugar categorías, precios por cantidad, carrito y administración interna, con un trabajo de requisitos que permite seguir cada necesidad hasta su resultado (Sommerville, 2011).</w:t>
+        <w:t>Se revisaron como referencia los supermercados en línea tradicionales, las distribuidoras mayoristas (presenciales o mixtas) y las tiendas en línea generales. MEGASUPER.CL se diferencia porque reúne en un mismo lugar categorías, precios por cantidad, carrito y administración interna, con un trabajo de requisitos que permite seguir cada necesidad hasta su resultado (Sommerville, 2011).</w:t>
       </w:r>
     </w:p>
     <w:p>
@@ -5516,7 +5516,7 @@
         <w:rPr>
           <w:lang w:val="es-CL"/>
         </w:rPr>
-        <w:t>El problema principal es la falta de conexión, claridad y seguimiento entre la venta de productos de varias tiendas, el precio por cantidad, la orden de venta y el control de entradas y salidas de productos. SuperMarket.cl es la solución de software que busca resolver esta falta de conexión.</w:t>
+        <w:t>El problema principal es la falta de conexión, claridad y seguimiento entre la venta de productos de varias tiendas, el precio por cantidad, la orden de venta y el control de entradas y salidas de productos. MEGASUPER.CL es la solución de software que busca resolver esta falta de conexión.</w:t>
       </w:r>
     </w:p>
     <w:p>
@@ -5546,7 +5546,7 @@
         <w:rPr>
           <w:lang w:val="es-CL"/>
         </w:rPr>
-        <w:t>¿Cómo desarrollar una aplicación web que se adapte a cualquier pantalla y que reúna el catálogo de varias tiendas, las órdenes de venta, los clientes y las entradas y salidas de productos de SuperMarket.cl, con precios según la cantidad y un panel administrativo seguro que reduzca el desorden y cuide los datos?</w:t>
+        <w:t>¿Cómo desarrollar una aplicación web que se adapte a cualquier pantalla y que reúna el catálogo de varias tiendas, las órdenes de venta, los clientes y las entradas y salidas de productos de MEGASUPER.CL, con precios según la cantidad y un panel administrativo seguro que reduzca el desorden y cuide los datos?</w:t>
       </w:r>
     </w:p>
     <w:p>
@@ -11855,7 +11855,7 @@
         <w:rPr>
           <w:lang w:val="es-CL"/>
         </w:rPr>
-        <w:t xml:space="preserve"> semanales consecutivos (del 07 de septiembre al 04 de octubre de 2026), garantizando entregas iterativas e incrementales orientadas a los requerimientos del Marketplace Inteligente SuperMarket.cl. En cada Sprint se realizaron las siguientes ceremonias:</w:t>
+        <w:t xml:space="preserve"> semanales consecutivos (del 07 de septiembre al 04 de octubre de 2026), garantizando entregas iterativas e incrementales orientadas a los requerimientos del Marketplace Inteligente MEGASUPER.CL. En cada Sprint se realizaron las siguientes ceremonias:</w:t>
       </w:r>
       <w:r>
         <w:rPr>
@@ -11911,7 +11911,7 @@
         <w:rPr>
           <w:lang w:val="es-CL"/>
         </w:rPr>
-        <w:t xml:space="preserve"> &amp; Demos: Validación funcional contra los flujos de supermarket.cl (catálogo 4 en 1, carrito, precios por tramo y </w:t>
+        <w:t xml:space="preserve"> &amp; Demos: Validación funcional contra los flujos de megasuper.cl (catálogo 4 en 1, carrito, precios por tramo y </w:t>
       </w:r>
       <w:proofErr w:type="spellStart"/>
       <w:r>
@@ -11977,7 +11977,7 @@
         <w:rPr>
           <w:lang w:val="es-CL"/>
         </w:rPr>
-        <w:t>La arquitectura de SuperMarket.cl está diseñada bajo un enfoque desacoplado, modular y de alto rendimiento denominado '</w:t>
+        <w:t>La arquitectura de MEGASUPER.CL está diseñada bajo un enfoque desacoplado, modular y de alto rendimiento denominado '</w:t>
       </w:r>
       <w:proofErr w:type="spellStart"/>
       <w:r>
@@ -12174,7 +12174,7 @@
         <w:rPr>
           <w:lang w:val="es-CL"/>
         </w:rPr>
-        <w:t xml:space="preserve">Conforme a los estándares de ingeniería de software y normalización relacional en Tercera Forma Normal (3FN), el modelo entidad-relación de SuperMarket.cl desacopla la persistencia transaccional, el control de stock, la auditoría de seguridad y la trazabilidad logística. El esquema erradica de raíz las anomalías de redundancia y actualización propias de modelos no normalizados, estructurando la operación del </w:t>
+        <w:t xml:space="preserve">Conforme a los estándares de ingeniería de software y normalización relacional en Tercera Forma Normal (3FN), el modelo entidad-relación de MEGASUPER.CL desacopla la persistencia transaccional, el control de stock, la auditoría de seguridad y la trazabilidad logística. El esquema erradica de raíz las anomalías de redundancia y actualización propias de modelos no normalizados, estructurando la operación del </w:t>
       </w:r>
       <w:proofErr w:type="spellStart"/>
       <w:r>
@@ -12258,7 +12258,7 @@
           <w:i/>
           <w:lang w:val="es-CL"/>
         </w:rPr>
-        <w:t>Figura 1. Arquitectura Técnica Integrada 4 en 1 y Modelo de Datos Relacional (DER en 3FN) de SuperMarket.cl.</w:t>
+        <w:t>Figura 1. Arquitectura Técnica Integrada 4 en 1 y Modelo de Datos Relacional (DER en 3FN) de MEGASUPER.CL.</w:t>
       </w:r>
     </w:p>
     <w:p>
@@ -12467,7 +12467,7 @@
           <w:color w:val="1E293B"/>
           <w:lang w:val="es-CL"/>
         </w:rPr>
-        <w:t>A continuación se documentan formalmente las 9 entidades que sustentan la persistencia transaccional y operativa del sistema desplegado en producción (supermarket.cl), con sus campos, tipos de datos, restricciones y cardinalidades:</w:t>
+        <w:t>A continuación se documentan formalmente las 9 entidades que sustentan la persistencia transaccional y operativa del sistema desplegado en producción (megasuper.cl), con sus campos, tipos de datos, restricciones y cardinalidades:</w:t>
       </w:r>
     </w:p>
     <w:tbl>
@@ -23072,7 +23072,7 @@
                 <w:sz w:val="17"/>
                 <w:lang w:val="es-CL"/>
               </w:rPr>
-              <w:t xml:space="preserve"> Owner y equipo Scrum, quiero formular la propuesta de valor y arquitectura multitienda 4 en 1 de SuperMarket.cl, para establecer los objetivos de negocio.</w:t>
+              <w:t xml:space="preserve"> Owner y equipo Scrum, quiero formular la propuesta de valor y arquitectura multitienda 4 en 1 de MEGASUPER.CL, para establecer los objetivos de negocio.</w:t>
             </w:r>
           </w:p>
         </w:tc>
@@ -23418,7 +23418,7 @@
                 <w:sz w:val="17"/>
                 <w:lang w:val="es-CL"/>
               </w:rPr>
-              <w:t>1. Límite del Sistema formal (SuperMarket.cl). 2. Relaciones &lt;&lt;</w:t>
+              <w:t>1. Límite del Sistema formal (MEGASUPER.CL). 2. Relaciones &lt;&lt;</w:t>
             </w:r>
             <w:proofErr w:type="spellStart"/>
             <w:r>
@@ -23846,7 +23846,7 @@
                 <w:sz w:val="17"/>
                 <w:lang w:val="es-CL"/>
               </w:rPr>
-              <w:t>Como Comprador mayorista de SuperMarket.cl, quiero que el catálogo aplique automáticamente descuentos por volumen en tramos de 1, 3 y 6+ unidades, para maximizar el ahorro económico determinista.</w:t>
+              <w:t>Como Comprador mayorista de MEGASUPER.CL, quiero que el catálogo aplique automáticamente descuentos por volumen en tramos de 1, 3 y 6+ unidades, para maximizar el ahorro económico determinista.</w:t>
             </w:r>
           </w:p>
         </w:tc>
@@ -24003,7 +24003,7 @@
                 <w:sz w:val="17"/>
                 <w:lang w:val="es-CL"/>
               </w:rPr>
-              <w:t>Como Cliente de SuperMarket.cl, quiero que mi selección se preserve en el navegador y cerrar mi orden vía WhatsApp sin registro previo, para completar compras de forma inmediata y sin fricción.</w:t>
+              <w:t>Como Cliente de MEGASUPER.CL, quiero que mi selección se preserve en el navegador y cerrar mi orden vía WhatsApp sin registro previo, para completar compras de forma inmediata y sin fricción.</w:t>
             </w:r>
           </w:p>
         </w:tc>
@@ -24387,7 +24387,7 @@
                 <w:sz w:val="17"/>
                 <w:lang w:val="es-CL"/>
               </w:rPr>
-              <w:t>Como QA Lead y Equipo de Pruebas, quiero ejecutar los 13 casos de prueba de caja negra en el entorno real de www.supermarket.cl, para verificar la conformidad técnica y la ausencia de defectos críticos.</w:t>
+              <w:t>Como QA Lead y Equipo de Pruebas, quiero ejecutar los 13 casos de prueba de caja negra en el entorno real de www.megasuper.cl, para verificar la conformidad técnica y la ausencia de defectos críticos.</w:t>
             </w:r>
           </w:p>
         </w:tc>
@@ -24901,7 +24901,7 @@
                 <w:sz w:val="17"/>
                 <w:lang w:val="es-CL"/>
               </w:rPr>
-              <w:t>4. Archivo oficial MEMORANDUM_EQUIPO_SuperMarket.docx adjunto y sincronizado en Jira Cloud.</w:t>
+              <w:t>4. Archivo oficial MEMORANDUM_EQUIPO_MegaSuper.docx adjunto y sincronizado en Jira Cloud.</w:t>
             </w:r>
           </w:p>
         </w:tc>
@@ -25608,7 +25608,7 @@
                 <w:sz w:val="18"/>
                 <w:lang w:val="es-CL"/>
               </w:rPr>
-              <w:t xml:space="preserve">Alineación de propuesta de valor de supermarket.cl y definición de 4 </w:t>
+              <w:t xml:space="preserve">Alineación de propuesta de valor de megasuper.cl y definición de 4 </w:t>
             </w:r>
             <w:proofErr w:type="spellStart"/>
             <w:r>
@@ -26891,7 +26891,7 @@
           <w:sz w:val="19"/>
           <w:lang w:val="es-CL"/>
         </w:rPr>
-        <w:t xml:space="preserve">Ante la calificación preliminar de 3.0 emitida por el docente evaluador y con el objetivo de regularizar de manera estricta y verificable el descalce entre la versión previa del informe y la arquitectura operativa en producción (supermarket.cl), la Dirección del Proyecto y </w:t>
+        <w:t xml:space="preserve">Ante la calificación preliminar de 3.0 emitida por el docente evaluador y con el objetivo de regularizar de manera estricta y verificable el descalce entre la versión previa del informe y la arquitectura operativa en producción (megasuper.cl), la Dirección del Proyecto y </w:t>
       </w:r>
       <w:proofErr w:type="spellStart"/>
       <w:r>
@@ -27909,7 +27909,7 @@
                 <w:sz w:val="16"/>
                 <w:lang w:val="es-CL"/>
               </w:rPr>
-              <w:t xml:space="preserve"> completas sobre la plataforma www.supermarket.cl.</w:t>
+              <w:t xml:space="preserve"> completas sobre la plataforma www.megasuper.cl.</w:t>
             </w:r>
             <w:r>
               <w:rPr>
@@ -28170,7 +28170,7 @@
           <w:lang w:val="es-CL"/>
         </w:rPr>
         <w:br/>
-        <w:t>• Alineación con el Sistema Real: Toda documentación responde estrictamente al comportamiento real y verificable de www.supermarket.cl. Quedan descartados todos los diagramas y textos preliminares que no representen el software en producción.</w:t>
+        <w:t>• Alineación con el Sistema Real: Toda documentación responde estrictamente al comportamiento real y verificable de www.megasuper.cl. Quedan descartados todos los diagramas y textos preliminares que no representen el software en producción.</w:t>
       </w:r>
       <w:r>
         <w:rPr>
@@ -28259,7 +28259,7 @@
           <w:lang w:val="es-CL"/>
         </w:rPr>
         <w:br/>
-        <w:t>SuperMarket.cl</w:t>
+        <w:t>MEGASUPER.CL</w:t>
       </w:r>
     </w:p>
     <w:p>
@@ -33716,7 +33716,7 @@
         <w:rPr>
           <w:lang w:val="es-CL"/>
         </w:rPr>
-        <w:t xml:space="preserve">A continuación se presenta la Carta Gantt detallada y definitiva de SuperMarket.cl, desglosada día por día a través de las cuatro semanas de calendario correspondientes a los </w:t>
+        <w:t xml:space="preserve">A continuación se presenta la Carta Gantt detallada y definitiva de MEGASUPER.CL, desglosada día por día a través de las cuatro semanas de calendario correspondientes a los </w:t>
       </w:r>
       <w:proofErr w:type="spellStart"/>
       <w:r>
@@ -41009,7 +41009,7 @@
                 <w:sz w:val="17"/>
                 <w:lang w:val="es-CL"/>
               </w:rPr>
-              <w:t>Sección 12.1.3 y MEMORANDUM_EQUIPO_SuperMarket.docx</w:t>
+              <w:t>Sección 12.1.3 y MEMORANDUM_EQUIPO_MegaSuper.docx</w:t>
             </w:r>
           </w:p>
         </w:tc>
@@ -42134,7 +42134,7 @@
                 <w:color w:val="222222"/>
                 <w:sz w:val="18"/>
               </w:rPr>
-              <w:t>https://supermarket.cl/</w:t>
+              <w:t>https://megasuper.cl/</w:t>
             </w:r>
           </w:p>
         </w:tc>
@@ -42473,7 +42473,7 @@
                 <w:sz w:val="17"/>
                 <w:lang w:val="es-CL"/>
               </w:rPr>
-              <w:t>Sección 12.1.3 y archivo MEMORANDUM_EQUIPO_SuperMarket.docx</w:t>
+              <w:t>Sección 12.1.3 y archivo MEMORANDUM_EQUIPO_MegaSuper.docx</w:t>
             </w:r>
           </w:p>
         </w:tc>
@@ -42515,7 +42515,7 @@
         <w:rPr>
           <w:lang w:val="es-CL"/>
         </w:rPr>
-        <w:t>Con este proyecto logramos reunir en un solo documento lo que SuperMarket.cl necesita para partir: el problema del negocio, los requisitos, el diseño, las pruebas, los riesgos y el plan de mantenimiento. La idea fue tratar el sitio como un sistema con reglas, usuarios y datos, y no solo como una vitrina. Por eso la primera versión se concentra en lo esencial: el catálogo de vari</w:t>
+        <w:t>Con este proyecto logramos reunir en un solo documento lo que MEGASUPER.CL necesita para partir: el problema del negocio, los requisitos, el diseño, las pruebas, los riesgos y el plan de mantenimiento. La idea fue tratar el sitio como un sistema con reglas, usuarios y datos, y no solo como una vitrina. Por eso la primera versión se concentra en lo esencial: el catálogo de vari</w:t>
       </w:r>
       <w:r>
         <w:rPr>

--- a/INFORME_MEGASUPER.docx
+++ b/INFORME_MEGASUPER.docx
@@ -1897,6 +1897,21 @@
     </w:p>
     <w:p>
       <w:pPr>
+        <w:spacing w:before="0" w:after="0" w:line="240" w:lineRule="auto"/>
+      </w:pPr>
+      <w:r>
+        <w:rPr>
+          <w:rFonts w:ascii="Inter" w:hAnsi="Inter"/>
+          <w:color w:val="000000"/>
+          <w:sz w:val="18"/>
+        </w:rPr>
+        <w:t>12.1.4 Memorándum de Equipo N° 02/2026: Contingencia y Reconstrucción con Spec Kit e IA</w:t>
+        <w:tab/>
+        <w:t>29</w:t>
+      </w:r>
+    </w:p>
+    <w:p>
+      <w:pPr>
         <w:tabs>
           <w:tab w:val="right" w:leader="dot" w:pos="9072"/>
         </w:tabs>
@@ -2669,6 +2684,32 @@
     </w:p>
     <w:p>
       <w:pPr>
+        <w:spacing w:before="0" w:after="0" w:line="240" w:lineRule="auto"/>
+      </w:pPr>
+      <w:r>
+        <w:rPr>
+          <w:rFonts w:ascii="Inter" w:hAnsi="Inter"/>
+          <w:color w:val="000000"/>
+          <w:sz w:val="18"/>
+        </w:rPr>
+        <w:t>Figura 7. Detalle de Incidencia SCRUM-13 en Jira Cloud: Memorándum N° 02/2026 con DoD y Adjunto……………………………...29</w:t>
+      </w:r>
+    </w:p>
+    <w:p>
+      <w:pPr>
+        <w:spacing w:before="0" w:after="0" w:line="240" w:lineRule="auto"/>
+      </w:pPr>
+      <w:r>
+        <w:rPr>
+          <w:rFonts w:ascii="Inter" w:hAnsi="Inter"/>
+          <w:color w:val="000000"/>
+          <w:sz w:val="18"/>
+        </w:rPr>
+        <w:t>Figura 8. Vista de Gestión del Equipo 'Los Saybayman' en Atlassian Jira Cloud……………………………...30</w:t>
+      </w:r>
+    </w:p>
+    <w:p>
+      <w:pPr>
         <w:spacing w:before="200" w:after="80"/>
         <w:rPr>
           <w:lang w:val="es-CL"/>
@@ -3083,6 +3124,21 @@
         </w:rPr>
         <w:tab/>
         <w:t>27</w:t>
+      </w:r>
+    </w:p>
+    <w:p>
+      <w:pPr>
+        <w:spacing w:before="0" w:after="0" w:line="240" w:lineRule="auto"/>
+      </w:pPr>
+      <w:r>
+        <w:rPr>
+          <w:rFonts w:ascii="Inter" w:hAnsi="Inter"/>
+          <w:color w:val="000000"/>
+          <w:sz w:val="18"/>
+        </w:rPr>
+        <w:t>Tabla 12-B. Memorándum de Equipo N° 02/2026: Reestructuración Operativa y Misiones con Spec Kit e IA</w:t>
+        <w:tab/>
+        <w:t>28</w:t>
       </w:r>
     </w:p>
     <w:p>
@@ -24948,6 +25004,118 @@
           </w:p>
         </w:tc>
       </w:tr>
+      <w:tr>
+        <w:tc>
+          <w:tcPr>
+            <w:tcW w:type="dxa" w:w="1874"/>
+            <w:shd w:fill="F2F2F2"/>
+            <w:tcMar>
+              <w:top w:w="80" w:type="dxa"/>
+              <w:bottom w:w="80" w:type="dxa"/>
+              <w:left w:w="120" w:type="dxa"/>
+              <w:right w:w="120" w:type="dxa"/>
+            </w:tcMar>
+          </w:tcPr>
+          <w:p>
+            <w:pPr>
+              <w:spacing w:before="40" w:after="40" w:line="276" w:lineRule="auto"/>
+            </w:pPr>
+            <w:r>
+              <w:rPr>
+                <w:rFonts w:ascii="Inter" w:hAnsi="Inter"/>
+                <w:b/>
+                <w:color w:val="333333"/>
+                <w:sz w:val="17"/>
+              </w:rPr>
+              <w:t>SCRUM-13</w:t>
+            </w:r>
+          </w:p>
+        </w:tc>
+        <w:tc>
+          <w:tcPr>
+            <w:tcW w:type="dxa" w:w="2100"/>
+            <w:shd w:fill="F2F2F2"/>
+            <w:tcMar>
+              <w:top w:w="80" w:type="dxa"/>
+              <w:bottom w:w="80" w:type="dxa"/>
+              <w:left w:w="120" w:type="dxa"/>
+              <w:right w:w="120" w:type="dxa"/>
+            </w:tcMar>
+          </w:tcPr>
+          <w:p>
+            <w:pPr>
+              <w:spacing w:before="40" w:after="40" w:line="276" w:lineRule="auto"/>
+            </w:pPr>
+            <w:r>
+              <w:rPr>
+                <w:rFonts w:ascii="Inter" w:hAnsi="Inter"/>
+                <w:color w:val="333333"/>
+                <w:sz w:val="17"/>
+              </w:rPr>
+              <w:t>Como Product Owner y Líder de Proyecto, quiero formalizar la declaración de contingencia por deserción de integrante y reestructuración de roles, para asegurar la continuidad operacional mediante la reconstrucción acelerada de SuperMarket.cl con Spec Kit y Agentes de IA.</w:t>
+            </w:r>
+          </w:p>
+        </w:tc>
+        <w:tc>
+          <w:tcPr>
+            <w:tcW w:type="dxa" w:w="3440"/>
+            <w:shd w:fill="F2F2F2"/>
+            <w:tcMar>
+              <w:top w:w="80" w:type="dxa"/>
+              <w:bottom w:w="80" w:type="dxa"/>
+              <w:left w:w="120" w:type="dxa"/>
+              <w:right w:w="120" w:type="dxa"/>
+            </w:tcMar>
+          </w:tcPr>
+          <w:p>
+            <w:pPr>
+              <w:spacing w:before="40" w:after="40" w:line="276" w:lineRule="auto"/>
+            </w:pPr>
+            <w:r>
+              <w:rPr>
+                <w:rFonts w:ascii="Inter" w:hAnsi="Inter"/>
+                <w:color w:val="333333"/>
+                <w:sz w:val="17"/>
+              </w:rPr>
+              <w:t>1. Declaración formal de contingencia por salida de Juan Mena.</w:t>
+              <w:br/>
+              <w:t>2. Reasignación de Peter Cañarte y Francisco Cárcamo a QA Leads full-time.</w:t>
+              <w:br/>
+              <w:t>3. Nueva plataforma SuperMarket.cl operativa en puerto 8080.</w:t>
+              <w:br/>
+              <w:t>4. Archivo oficial MEMORANDUM_EQUIPO_02_SUPERMARKET.docx adjunto y sincronizado en Jira Cloud.</w:t>
+            </w:r>
+          </w:p>
+        </w:tc>
+        <w:tc>
+          <w:tcPr>
+            <w:tcW w:type="dxa" w:w="1936"/>
+            <w:shd w:fill="F2F2F2"/>
+            <w:tcMar>
+              <w:top w:w="80" w:type="dxa"/>
+              <w:bottom w:w="80" w:type="dxa"/>
+              <w:left w:w="120" w:type="dxa"/>
+              <w:right w:w="120" w:type="dxa"/>
+            </w:tcMar>
+          </w:tcPr>
+          <w:p>
+            <w:pPr>
+              <w:spacing w:before="40" w:after="40" w:line="276" w:lineRule="auto"/>
+            </w:pPr>
+            <w:r>
+              <w:rPr>
+                <w:rFonts w:ascii="Inter" w:hAnsi="Inter"/>
+                <w:b/>
+                <w:color w:val="333333"/>
+                <w:sz w:val="17"/>
+              </w:rPr>
+              <w:t>Sebastián O. (PO)</w:t>
+              <w:br/>
+              <w:t>5 SP | Finalizada</w:t>
+            </w:r>
+          </w:p>
+        </w:tc>
+      </w:tr>
     </w:tbl>
     <w:p>
       <w:pPr>
@@ -28398,6 +28566,864 @@
           <w:lang w:val="es-CL"/>
         </w:rPr>
         <w:t xml:space="preserve"> Done y Archivo Adjunto Oficial.</w:t>
+      </w:r>
+    </w:p>
+    <w:p>
+      <w:pPr>
+        <w:spacing w:before="280" w:after="80" w:line="276" w:lineRule="auto"/>
+      </w:pPr>
+      <w:r>
+        <w:rPr>
+          <w:rFonts w:ascii="Inter" w:hAnsi="Inter"/>
+          <w:b/>
+          <w:color w:val="0F172A"/>
+          <w:sz w:val="22"/>
+        </w:rPr>
+        <w:t>12.1.4 Memorándum de Equipo N° 02/2026: Plan de Contingencia Operacional, Reestructuración de Equipo y Reconstrucción Acelerada con Spec Kit e IA</w:t>
+      </w:r>
+    </w:p>
+    <w:p>
+      <w:pPr>
+        <w:spacing w:before="80" w:after="80" w:line="276" w:lineRule="auto"/>
+      </w:pPr>
+      <w:r>
+        <w:rPr>
+          <w:rFonts w:ascii="Inter" w:hAnsi="Inter"/>
+          <w:color w:val="334155"/>
+          <w:sz w:val="19"/>
+        </w:rPr>
+        <w:t>En el marco de la gobernanza Scrum y frente a un evento crítico sobrevenido durante el Sprint 4, la Dirección de Proyecto formalizó con fecha 08 de octubre de 2026 el Memorándum de Equipo N° 02/2026. Este instrumento administrativo y metodológico responde directamente a la: 'Deserción intempestiva del integrante Juan Mena (Desarrollador Full Stack) y retención del repositorio base, constituyendo un riesgo material de continuidad operacional mitigado de inmediato por el Product Owner mediante el desarrollo de la nueva plataforma SuperMarket.cl'.</w:t>
+        <w:br/>
+        <w:br/>
+        <w:t>El integrante Juan Mena se desvinculó unilateralmente del proyecto reteniendo los accesos de administración al repositorio de código fuente anterior (megasuper.cl). Ante este riesgo que amenazaba la continuidad académica y operacional de la entrega, la Dirección de Proyecto activó un plan de choque inmediato: el Product Owner (Sebastián Ortega) asumió de manera directa el liderazgo técnico y la reconstrucción integral de la plataforma desde sus cimientos, asegurando la entrega a tiempo y con estándares superiores de calidad.</w:t>
+      </w:r>
+    </w:p>
+    <w:p>
+      <w:pPr>
+        <w:spacing w:before="80" w:after="120" w:line="276" w:lineRule="auto"/>
+      </w:pPr>
+      <w:r>
+        <w:rPr>
+          <w:rFonts w:ascii="Inter" w:hAnsi="Inter"/>
+          <w:color w:val="334155"/>
+          <w:sz w:val="19"/>
+        </w:rPr>
+        <w:t>Para lograr una reconstrucción de alta velocidad sin sacrificar la rigurosidad arquitectónica, se adoptó la metodología Spec-Driven Development (GitHub Spec Kit) en combinación con el trabajo disciplinado de Agentes Especializados de Inteligencia Artificial (Gem Team / Antigravity IDE). Bajo esta modalidad, se definieron especificaciones formales de requisitos, contratos de datos y casos de prueba antes de codificar, permitiendo al Product Owner implementar un backend nativo en Node.js, una base de datos relacional SQLite normalizada en Tercera Forma Normal (3FN), el motor matemático de precios por tramo mayorista y una interfaz reactiva moderna. Asimismo, se reestructuraron las responsabilidades operativas del equipo de 5 integrantes activos:</w:t>
+      </w:r>
+    </w:p>
+    <w:tbl>
+      <w:tblPr>
+        <w:tblW w:type="auto" w:w="0"/>
+        <w:tblLook w:firstColumn="1" w:firstRow="1" w:lastColumn="0" w:lastRow="0" w:noHBand="0" w:noVBand="1" w:val="04A0"/>
+      </w:tblPr>
+      <w:tblGrid>
+        <w:gridCol w:w="2340"/>
+        <w:gridCol w:w="2340"/>
+        <w:gridCol w:w="2340"/>
+        <w:gridCol w:w="2340"/>
+      </w:tblGrid>
+      <w:tr>
+        <w:tc>
+          <w:tcPr>
+            <w:tcW w:type="dxa" w:w="2340"/>
+            <w:shd w:fill="0F172A"/>
+            <w:tcMar>
+              <w:top w:w="80" w:type="dxa"/>
+              <w:bottom w:w="80" w:type="dxa"/>
+              <w:left w:w="100" w:type="dxa"/>
+              <w:right w:w="100" w:type="dxa"/>
+            </w:tcMar>
+          </w:tcPr>
+          <w:p>
+            <w:r>
+              <w:rPr>
+                <w:rFonts w:ascii="Inter" w:hAnsi="Inter"/>
+                <w:b/>
+                <w:color w:val="FFFFFF"/>
+                <w:sz w:val="17"/>
+              </w:rPr>
+              <w:t>Integrante y Nuevo Rol</w:t>
+            </w:r>
+          </w:p>
+        </w:tc>
+        <w:tc>
+          <w:tcPr>
+            <w:tcW w:type="dxa" w:w="2340"/>
+            <w:shd w:fill="0F172A"/>
+            <w:tcMar>
+              <w:top w:w="80" w:type="dxa"/>
+              <w:bottom w:w="80" w:type="dxa"/>
+              <w:left w:w="100" w:type="dxa"/>
+              <w:right w:w="100" w:type="dxa"/>
+            </w:tcMar>
+          </w:tcPr>
+          <w:p>
+            <w:r>
+              <w:rPr>
+                <w:rFonts w:ascii="Inter" w:hAnsi="Inter"/>
+                <w:b/>
+                <w:color w:val="FFFFFF"/>
+                <w:sz w:val="17"/>
+              </w:rPr>
+              <w:t>Misión Técnica de Emergencia</w:t>
+            </w:r>
+          </w:p>
+        </w:tc>
+        <w:tc>
+          <w:tcPr>
+            <w:tcW w:type="dxa" w:w="2340"/>
+            <w:shd w:fill="0F172A"/>
+            <w:tcMar>
+              <w:top w:w="80" w:type="dxa"/>
+              <w:bottom w:w="80" w:type="dxa"/>
+              <w:left w:w="100" w:type="dxa"/>
+              <w:right w:w="100" w:type="dxa"/>
+            </w:tcMar>
+          </w:tcPr>
+          <w:p>
+            <w:r>
+              <w:rPr>
+                <w:rFonts w:ascii="Inter" w:hAnsi="Inter"/>
+                <w:b/>
+                <w:color w:val="FFFFFF"/>
+                <w:sz w:val="17"/>
+              </w:rPr>
+              <w:t>Actividades Clave Asignadas</w:t>
+            </w:r>
+          </w:p>
+        </w:tc>
+        <w:tc>
+          <w:tcPr>
+            <w:tcW w:type="dxa" w:w="2340"/>
+            <w:shd w:fill="0F172A"/>
+            <w:tcMar>
+              <w:top w:w="80" w:type="dxa"/>
+              <w:bottom w:w="80" w:type="dxa"/>
+              <w:left w:w="100" w:type="dxa"/>
+              <w:right w:w="100" w:type="dxa"/>
+            </w:tcMar>
+          </w:tcPr>
+          <w:p>
+            <w:r>
+              <w:rPr>
+                <w:rFonts w:ascii="Inter" w:hAnsi="Inter"/>
+                <w:b/>
+                <w:color w:val="FFFFFF"/>
+                <w:sz w:val="17"/>
+              </w:rPr>
+              <w:t>Entregable Formal Vinculante</w:t>
+            </w:r>
+          </w:p>
+        </w:tc>
+      </w:tr>
+      <w:tr>
+        <w:tc>
+          <w:tcPr>
+            <w:tcW w:type="dxa" w:w="2340"/>
+            <w:shd w:fill="FFFFFF"/>
+            <w:tcMar>
+              <w:top w:w="70" w:type="dxa"/>
+              <w:bottom w:w="70" w:type="dxa"/>
+              <w:left w:w="90" w:type="dxa"/>
+              <w:right w:w="90" w:type="dxa"/>
+            </w:tcMar>
+          </w:tcPr>
+          <w:p>
+            <w:pPr>
+              <w:spacing w:line="276" w:lineRule="auto"/>
+            </w:pPr>
+            <w:r>
+              <w:rPr>
+                <w:rFonts w:ascii="Inter" w:hAnsi="Inter"/>
+                <w:b/>
+                <w:color w:val="1E293B"/>
+                <w:sz w:val="16"/>
+              </w:rPr>
+              <w:t>Sebastián Ortega</w:t>
+              <w:br/>
+              <w:t>(Product Owner &amp;</w:t>
+              <w:br/>
+              <w:t>Líder de Reconstrucción)</w:t>
+            </w:r>
+          </w:p>
+        </w:tc>
+        <w:tc>
+          <w:tcPr>
+            <w:tcW w:type="dxa" w:w="2340"/>
+            <w:shd w:fill="FFFFFF"/>
+            <w:tcMar>
+              <w:top w:w="70" w:type="dxa"/>
+              <w:bottom w:w="70" w:type="dxa"/>
+              <w:left w:w="90" w:type="dxa"/>
+              <w:right w:w="90" w:type="dxa"/>
+            </w:tcMar>
+          </w:tcPr>
+          <w:p>
+            <w:pPr>
+              <w:spacing w:line="276" w:lineRule="auto"/>
+            </w:pPr>
+            <w:r>
+              <w:rPr>
+                <w:rFonts w:ascii="Inter" w:hAnsi="Inter"/>
+                <w:color w:val="1E293B"/>
+                <w:sz w:val="16"/>
+              </w:rPr>
+              <w:t>Liderazgo Técnico y Reconstrucción Integral de SuperMarket.cl</w:t>
+            </w:r>
+          </w:p>
+        </w:tc>
+        <w:tc>
+          <w:tcPr>
+            <w:tcW w:type="dxa" w:w="2340"/>
+            <w:shd w:fill="FFFFFF"/>
+            <w:tcMar>
+              <w:top w:w="70" w:type="dxa"/>
+              <w:bottom w:w="70" w:type="dxa"/>
+              <w:left w:w="90" w:type="dxa"/>
+              <w:right w:w="90" w:type="dxa"/>
+            </w:tcMar>
+          </w:tcPr>
+          <w:p>
+            <w:pPr>
+              <w:spacing w:line="276" w:lineRule="auto"/>
+            </w:pPr>
+            <w:r>
+              <w:rPr>
+                <w:rFonts w:ascii="Inter" w:hAnsi="Inter"/>
+                <w:color w:val="1E293B"/>
+                <w:sz w:val="16"/>
+              </w:rPr>
+              <w:t>• Desarrollo autónomo acelerado de la nueva plataforma web con Spec Kit e IA.</w:t>
+              <w:br/>
+              <w:t>• Arquitectura Node.js, SQLite 3FN, motor de tramos y componentes React.</w:t>
+              <w:br/>
+              <w:t>• Dirección general y salvaguarda de la continuidad operacional del proyecto.</w:t>
+            </w:r>
+          </w:p>
+        </w:tc>
+        <w:tc>
+          <w:tcPr>
+            <w:tcW w:type="dxa" w:w="2340"/>
+            <w:shd w:fill="FFFFFF"/>
+            <w:tcMar>
+              <w:top w:w="70" w:type="dxa"/>
+              <w:bottom w:w="70" w:type="dxa"/>
+              <w:left w:w="90" w:type="dxa"/>
+              <w:right w:w="90" w:type="dxa"/>
+            </w:tcMar>
+          </w:tcPr>
+          <w:p>
+            <w:pPr>
+              <w:spacing w:line="276" w:lineRule="auto"/>
+            </w:pPr>
+            <w:r>
+              <w:rPr>
+                <w:rFonts w:ascii="Inter" w:hAnsi="Inter"/>
+                <w:color w:val="1E293B"/>
+                <w:sz w:val="16"/>
+              </w:rPr>
+              <w:t>Plataforma SuperMarket.cl operativa en puerto 8080 y suite de 13 pruebas automatizadas al 100%.</w:t>
+            </w:r>
+          </w:p>
+        </w:tc>
+      </w:tr>
+      <w:tr>
+        <w:tc>
+          <w:tcPr>
+            <w:tcW w:type="dxa" w:w="2340"/>
+            <w:shd w:fill="F8FAFC"/>
+            <w:tcMar>
+              <w:top w:w="70" w:type="dxa"/>
+              <w:bottom w:w="70" w:type="dxa"/>
+              <w:left w:w="90" w:type="dxa"/>
+              <w:right w:w="90" w:type="dxa"/>
+            </w:tcMar>
+          </w:tcPr>
+          <w:p>
+            <w:pPr>
+              <w:spacing w:line="276" w:lineRule="auto"/>
+            </w:pPr>
+            <w:r>
+              <w:rPr>
+                <w:rFonts w:ascii="Inter" w:hAnsi="Inter"/>
+                <w:b/>
+                <w:color w:val="1E293B"/>
+                <w:sz w:val="16"/>
+              </w:rPr>
+              <w:t>Peter Cañarte</w:t>
+              <w:br/>
+              <w:t>(QA Lead Full-Time:</w:t>
+              <w:br/>
+              <w:t>Funcionalidad y Catálogo)</w:t>
+            </w:r>
+          </w:p>
+        </w:tc>
+        <w:tc>
+          <w:tcPr>
+            <w:tcW w:type="dxa" w:w="2340"/>
+            <w:shd w:fill="F8FAFC"/>
+            <w:tcMar>
+              <w:top w:w="70" w:type="dxa"/>
+              <w:bottom w:w="70" w:type="dxa"/>
+              <w:left w:w="90" w:type="dxa"/>
+              <w:right w:w="90" w:type="dxa"/>
+            </w:tcMar>
+          </w:tcPr>
+          <w:p>
+            <w:pPr>
+              <w:spacing w:line="276" w:lineRule="auto"/>
+            </w:pPr>
+            <w:r>
+              <w:rPr>
+                <w:rFonts w:ascii="Inter" w:hAnsi="Inter"/>
+                <w:color w:val="1E293B"/>
+                <w:sz w:val="16"/>
+              </w:rPr>
+              <w:t>Aseguramiento de Calidad de Catálogo y Motor de Precios</w:t>
+            </w:r>
+          </w:p>
+        </w:tc>
+        <w:tc>
+          <w:tcPr>
+            <w:tcW w:type="dxa" w:w="2340"/>
+            <w:shd w:fill="F8FAFC"/>
+            <w:tcMar>
+              <w:top w:w="70" w:type="dxa"/>
+              <w:bottom w:w="70" w:type="dxa"/>
+              <w:left w:w="90" w:type="dxa"/>
+              <w:right w:w="90" w:type="dxa"/>
+            </w:tcMar>
+          </w:tcPr>
+          <w:p>
+            <w:pPr>
+              <w:spacing w:line="276" w:lineRule="auto"/>
+            </w:pPr>
+            <w:r>
+              <w:rPr>
+                <w:rFonts w:ascii="Inter" w:hAnsi="Inter"/>
+                <w:color w:val="1E293B"/>
+                <w:sz w:val="16"/>
+              </w:rPr>
+              <w:t>• Pasa a dedicación de QA de lleno para verificar exhaustivamente lo desarrollado por el PO.</w:t>
+              <w:br/>
+              <w:t>• Validación rigurosa de algoritmos de tramos mayoristas (1, 3, 6+ unid.) y ahorros deterministas.</w:t>
+              <w:br/>
+              <w:t>• Pruebas de persistencia del carrito LocalStorage y ejecución de casos CP-01 a CP-05.</w:t>
+            </w:r>
+          </w:p>
+        </w:tc>
+        <w:tc>
+          <w:tcPr>
+            <w:tcW w:type="dxa" w:w="2340"/>
+            <w:shd w:fill="F8FAFC"/>
+            <w:tcMar>
+              <w:top w:w="70" w:type="dxa"/>
+              <w:bottom w:w="70" w:type="dxa"/>
+              <w:left w:w="90" w:type="dxa"/>
+              <w:right w:w="90" w:type="dxa"/>
+            </w:tcMar>
+          </w:tcPr>
+          <w:p>
+            <w:pPr>
+              <w:spacing w:line="276" w:lineRule="auto"/>
+            </w:pPr>
+            <w:r>
+              <w:rPr>
+                <w:rFonts w:ascii="Inter" w:hAnsi="Inter"/>
+                <w:color w:val="1E293B"/>
+                <w:sz w:val="16"/>
+              </w:rPr>
+              <w:t>Acta de certificación QA de catálogo y matriz de pruebas CP-01 a CP-05 sin defectos.</w:t>
+            </w:r>
+          </w:p>
+        </w:tc>
+      </w:tr>
+      <w:tr>
+        <w:tc>
+          <w:tcPr>
+            <w:tcW w:type="dxa" w:w="2340"/>
+            <w:shd w:fill="FFFFFF"/>
+            <w:tcMar>
+              <w:top w:w="70" w:type="dxa"/>
+              <w:bottom w:w="70" w:type="dxa"/>
+              <w:left w:w="90" w:type="dxa"/>
+              <w:right w:w="90" w:type="dxa"/>
+            </w:tcMar>
+          </w:tcPr>
+          <w:p>
+            <w:pPr>
+              <w:spacing w:line="276" w:lineRule="auto"/>
+            </w:pPr>
+            <w:r>
+              <w:rPr>
+                <w:rFonts w:ascii="Inter" w:hAnsi="Inter"/>
+                <w:b/>
+                <w:color w:val="1E293B"/>
+                <w:sz w:val="16"/>
+              </w:rPr>
+              <w:t>Francisco Cárcamo</w:t>
+              <w:br/>
+              <w:t>(QA Lead Full-Time:</w:t>
+              <w:br/>
+              <w:t>Backoffice y Seguridad)</w:t>
+            </w:r>
+          </w:p>
+        </w:tc>
+        <w:tc>
+          <w:tcPr>
+            <w:tcW w:type="dxa" w:w="2340"/>
+            <w:shd w:fill="FFFFFF"/>
+            <w:tcMar>
+              <w:top w:w="70" w:type="dxa"/>
+              <w:bottom w:w="70" w:type="dxa"/>
+              <w:left w:w="90" w:type="dxa"/>
+              <w:right w:w="90" w:type="dxa"/>
+            </w:tcMar>
+          </w:tcPr>
+          <w:p>
+            <w:pPr>
+              <w:spacing w:line="276" w:lineRule="auto"/>
+            </w:pPr>
+            <w:r>
+              <w:rPr>
+                <w:rFonts w:ascii="Inter" w:hAnsi="Inter"/>
+                <w:color w:val="1E293B"/>
+                <w:sz w:val="16"/>
+              </w:rPr>
+              <w:t>Aseguramiento de Calidad de Panel Administrativo y Gobernanza</w:t>
+            </w:r>
+          </w:p>
+        </w:tc>
+        <w:tc>
+          <w:tcPr>
+            <w:tcW w:type="dxa" w:w="2340"/>
+            <w:shd w:fill="FFFFFF"/>
+            <w:tcMar>
+              <w:top w:w="70" w:type="dxa"/>
+              <w:bottom w:w="70" w:type="dxa"/>
+              <w:left w:w="90" w:type="dxa"/>
+              <w:right w:w="90" w:type="dxa"/>
+            </w:tcMar>
+          </w:tcPr>
+          <w:p>
+            <w:pPr>
+              <w:spacing w:line="276" w:lineRule="auto"/>
+            </w:pPr>
+            <w:r>
+              <w:rPr>
+                <w:rFonts w:ascii="Inter" w:hAnsi="Inter"/>
+                <w:color w:val="1E293B"/>
+                <w:sz w:val="16"/>
+              </w:rPr>
+              <w:t>• Pasa a dedicación de QA de lleno para auditar minuciosamente el trabajo desarrollado por el PO.</w:t>
+              <w:br/>
+              <w:t>• Pruebas de autenticación JWT, rate-limiting, WAF (XSS/SQLi) y bitácora inmutable SIEM.</w:t>
+              <w:br/>
+              <w:t>• Auditoría de gobernanza RBAC y caso de uso CU-13 Super Admin (gestión de cuentas).</w:t>
+            </w:r>
+          </w:p>
+        </w:tc>
+        <w:tc>
+          <w:tcPr>
+            <w:tcW w:type="dxa" w:w="2340"/>
+            <w:shd w:fill="FFFFFF"/>
+            <w:tcMar>
+              <w:top w:w="70" w:type="dxa"/>
+              <w:bottom w:w="70" w:type="dxa"/>
+              <w:left w:w="90" w:type="dxa"/>
+              <w:right w:w="90" w:type="dxa"/>
+            </w:tcMar>
+          </w:tcPr>
+          <w:p>
+            <w:pPr>
+              <w:spacing w:line="276" w:lineRule="auto"/>
+            </w:pPr>
+            <w:r>
+              <w:rPr>
+                <w:rFonts w:ascii="Inter" w:hAnsi="Inter"/>
+                <w:color w:val="1E293B"/>
+                <w:sz w:val="16"/>
+              </w:rPr>
+              <w:t>Acta de certificación QA de backoffice, seguridad perimetral y matriz CP-06 a CP-10.</w:t>
+            </w:r>
+          </w:p>
+        </w:tc>
+      </w:tr>
+      <w:tr>
+        <w:tc>
+          <w:tcPr>
+            <w:tcW w:type="dxa" w:w="2340"/>
+            <w:shd w:fill="F8FAFC"/>
+            <w:tcMar>
+              <w:top w:w="70" w:type="dxa"/>
+              <w:bottom w:w="70" w:type="dxa"/>
+              <w:left w:w="90" w:type="dxa"/>
+              <w:right w:w="90" w:type="dxa"/>
+            </w:tcMar>
+          </w:tcPr>
+          <w:p>
+            <w:pPr>
+              <w:spacing w:line="276" w:lineRule="auto"/>
+            </w:pPr>
+            <w:r>
+              <w:rPr>
+                <w:rFonts w:ascii="Inter" w:hAnsi="Inter"/>
+                <w:b/>
+                <w:color w:val="1E293B"/>
+                <w:sz w:val="16"/>
+              </w:rPr>
+              <w:t>Rodrigo Bravo</w:t>
+              <w:br/>
+              <w:t>(DBA Lead &amp;</w:t>
+              <w:br/>
+              <w:t>Modelador de Sistemas)</w:t>
+            </w:r>
+          </w:p>
+        </w:tc>
+        <w:tc>
+          <w:tcPr>
+            <w:tcW w:type="dxa" w:w="2340"/>
+            <w:shd w:fill="F8FAFC"/>
+            <w:tcMar>
+              <w:top w:w="70" w:type="dxa"/>
+              <w:bottom w:w="70" w:type="dxa"/>
+              <w:left w:w="90" w:type="dxa"/>
+              <w:right w:w="90" w:type="dxa"/>
+            </w:tcMar>
+          </w:tcPr>
+          <w:p>
+            <w:pPr>
+              <w:spacing w:line="276" w:lineRule="auto"/>
+            </w:pPr>
+            <w:r>
+              <w:rPr>
+                <w:rFonts w:ascii="Inter" w:hAnsi="Inter"/>
+                <w:color w:val="1E293B"/>
+                <w:sz w:val="16"/>
+              </w:rPr>
+              <w:t>Consistencia Relacional 3FN y Certificación UML 2.5</w:t>
+            </w:r>
+          </w:p>
+        </w:tc>
+        <w:tc>
+          <w:tcPr>
+            <w:tcW w:type="dxa" w:w="2340"/>
+            <w:shd w:fill="F8FAFC"/>
+            <w:tcMar>
+              <w:top w:w="70" w:type="dxa"/>
+              <w:bottom w:w="70" w:type="dxa"/>
+              <w:left w:w="90" w:type="dxa"/>
+              <w:right w:w="90" w:type="dxa"/>
+            </w:tcMar>
+          </w:tcPr>
+          <w:p>
+            <w:pPr>
+              <w:spacing w:line="276" w:lineRule="auto"/>
+            </w:pPr>
+            <w:r>
+              <w:rPr>
+                <w:rFonts w:ascii="Inter" w:hAnsi="Inter"/>
+                <w:color w:val="1E293B"/>
+                <w:sz w:val="16"/>
+              </w:rPr>
+              <w:t>• Sigue a cargo de los modelos UML y diseño de base de datos relacional.</w:t>
+              <w:br/>
+              <w:t>• Garantizar correspondencia biunívoca entre diagramas de clases, casos de uso y las 9 tablas SQLite.</w:t>
+              <w:br/>
+              <w:t>• Validación de scripts DDL (schema.sql) e integridad referencial transaccional.</w:t>
+            </w:r>
+          </w:p>
+        </w:tc>
+        <w:tc>
+          <w:tcPr>
+            <w:tcW w:type="dxa" w:w="2340"/>
+            <w:shd w:fill="F8FAFC"/>
+            <w:tcMar>
+              <w:top w:w="70" w:type="dxa"/>
+              <w:bottom w:w="70" w:type="dxa"/>
+              <w:left w:w="90" w:type="dxa"/>
+              <w:right w:w="90" w:type="dxa"/>
+            </w:tcMar>
+          </w:tcPr>
+          <w:p>
+            <w:pPr>
+              <w:spacing w:line="276" w:lineRule="auto"/>
+            </w:pPr>
+            <w:r>
+              <w:rPr>
+                <w:rFonts w:ascii="Inter" w:hAnsi="Inter"/>
+                <w:color w:val="1E293B"/>
+                <w:sz w:val="16"/>
+              </w:rPr>
+              <w:t>Diagramas UML 2.5 formales (&lt;&lt;include&gt;&gt;, &lt;&lt;extend&gt;&gt;) y validación de esquema 3FN (T-01 a T-08).</w:t>
+            </w:r>
+          </w:p>
+        </w:tc>
+      </w:tr>
+      <w:tr>
+        <w:tc>
+          <w:tcPr>
+            <w:tcW w:type="dxa" w:w="2340"/>
+            <w:shd w:fill="FFFFFF"/>
+            <w:tcMar>
+              <w:top w:w="70" w:type="dxa"/>
+              <w:bottom w:w="70" w:type="dxa"/>
+              <w:left w:w="90" w:type="dxa"/>
+              <w:right w:w="90" w:type="dxa"/>
+            </w:tcMar>
+          </w:tcPr>
+          <w:p>
+            <w:pPr>
+              <w:spacing w:line="276" w:lineRule="auto"/>
+            </w:pPr>
+            <w:r>
+              <w:rPr>
+                <w:rFonts w:ascii="Inter" w:hAnsi="Inter"/>
+                <w:b/>
+                <w:color w:val="1E293B"/>
+                <w:sz w:val="16"/>
+              </w:rPr>
+              <w:t>Mauricio Vega</w:t>
+              <w:br/>
+              <w:t>(Scrum Master &amp;</w:t>
+              <w:br/>
+              <w:t>Secretario de Proyecto)</w:t>
+            </w:r>
+          </w:p>
+        </w:tc>
+        <w:tc>
+          <w:tcPr>
+            <w:tcW w:type="dxa" w:w="2340"/>
+            <w:shd w:fill="FFFFFF"/>
+            <w:tcMar>
+              <w:top w:w="70" w:type="dxa"/>
+              <w:bottom w:w="70" w:type="dxa"/>
+              <w:left w:w="90" w:type="dxa"/>
+              <w:right w:w="90" w:type="dxa"/>
+            </w:tcMar>
+          </w:tcPr>
+          <w:p>
+            <w:pPr>
+              <w:spacing w:line="276" w:lineRule="auto"/>
+            </w:pPr>
+            <w:r>
+              <w:rPr>
+                <w:rFonts w:ascii="Inter" w:hAnsi="Inter"/>
+                <w:color w:val="1E293B"/>
+                <w:sz w:val="16"/>
+              </w:rPr>
+              <w:t>Gobernanza Jira Software y Revisión Documental del Informe</w:t>
+            </w:r>
+          </w:p>
+        </w:tc>
+        <w:tc>
+          <w:tcPr>
+            <w:tcW w:type="dxa" w:w="2340"/>
+            <w:shd w:fill="FFFFFF"/>
+            <w:tcMar>
+              <w:top w:w="70" w:type="dxa"/>
+              <w:bottom w:w="70" w:type="dxa"/>
+              <w:left w:w="90" w:type="dxa"/>
+              <w:right w:w="90" w:type="dxa"/>
+            </w:tcMar>
+          </w:tcPr>
+          <w:p>
+            <w:pPr>
+              <w:spacing w:line="276" w:lineRule="auto"/>
+            </w:pPr>
+            <w:r>
+              <w:rPr>
+                <w:rFonts w:ascii="Inter" w:hAnsi="Inter"/>
+                <w:color w:val="1E293B"/>
+                <w:sz w:val="16"/>
+              </w:rPr>
+              <w:t>• Sigue a cargo de la administración de Jira Cloud (megasuper.atlassian.net).</w:t>
+              <w:br/>
+              <w:t>• Registro, configuración y transición a DONE de la incidencia SCRUM-13 con adjuntos.</w:t>
+              <w:br/>
+              <w:t>• Asistir al PO como Secretario de Equipo para revisar y auditar el documento final del informe.</w:t>
+            </w:r>
+          </w:p>
+        </w:tc>
+        <w:tc>
+          <w:tcPr>
+            <w:tcW w:type="dxa" w:w="2340"/>
+            <w:shd w:fill="FFFFFF"/>
+            <w:tcMar>
+              <w:top w:w="70" w:type="dxa"/>
+              <w:bottom w:w="70" w:type="dxa"/>
+              <w:left w:w="90" w:type="dxa"/>
+              <w:right w:w="90" w:type="dxa"/>
+            </w:tcMar>
+          </w:tcPr>
+          <w:p>
+            <w:pPr>
+              <w:spacing w:line="276" w:lineRule="auto"/>
+            </w:pPr>
+            <w:r>
+              <w:rPr>
+                <w:rFonts w:ascii="Inter" w:hAnsi="Inter"/>
+                <w:color w:val="1E293B"/>
+                <w:sz w:val="16"/>
+              </w:rPr>
+              <w:t>Tablero Jira Cloud 100% sincronizado, evidencia SCRUM-13 y checklist de revisión documental final.</w:t>
+            </w:r>
+          </w:p>
+        </w:tc>
+      </w:tr>
+    </w:tbl>
+    <w:p>
+      <w:pPr>
+        <w:spacing w:before="80" w:after="160"/>
+        <w:jc w:val="center"/>
+      </w:pPr>
+      <w:r>
+        <w:rPr>
+          <w:rFonts w:ascii="Inter" w:hAnsi="Inter"/>
+          <w:b/>
+          <w:i/>
+          <w:color w:val="475569"/>
+          <w:sz w:val="17"/>
+        </w:rPr>
+        <w:t>Tabla 12-B. Memorándum de Equipo N° 02/2026: Reestructuración Operativa y Misiones de Emergencia.</w:t>
+      </w:r>
+    </w:p>
+    <w:p>
+      <w:pPr>
+        <w:spacing w:before="120" w:after="200" w:line="276" w:lineRule="auto"/>
+      </w:pPr>
+      <w:r>
+        <w:rPr>
+          <w:rFonts w:ascii="Inter" w:hAnsi="Inter"/>
+          <w:color w:val="334155"/>
+          <w:sz w:val="19"/>
+        </w:rPr>
+        <w:t>Para dar por cerrada la contingencia y verificar la aptitud de entrega, el Scrum Master auditó el cumplimiento de los criterios de aceptación (Definition of Done - DoD) de la incidencia SCRUM-13 en Jira Cloud: (1) formalización en acta de la salida de Juan Mena; (2) despliegue operativo de la nueva plataforma SuperMarket.cl en http://localhost:8080/; (3) certificación por parte de los dos QA Leads de las 13 pruebas de caja negra (CP-01 a CP-13) con 100% de éxito; (4) validación de la base de datos relacional SQLite 3FN (T-01 a T-08); y (5) subida del archivo oficial MEMORANDUM_EQUIPO_02_SUPERMARKET.docx como adjunto inmutable en la incidencia SCRUM-13, tal como se acredita en la Figura 7.</w:t>
+      </w:r>
+    </w:p>
+    <w:p>
+      <w:pPr>
+        <w:spacing w:before="200" w:after="80"/>
+        <w:jc w:val="center"/>
+      </w:pPr>
+      <w:r>
+        <w:drawing>
+          <wp:inline xmlns:a="http://schemas.openxmlformats.org/drawingml/2006/main" xmlns:pic="http://schemas.openxmlformats.org/drawingml/2006/picture">
+            <wp:extent cx="5669280" cy="3897630"/>
+            <wp:docPr id="12" name="Picture 12"/>
+            <wp:cNvGraphicFramePr>
+              <a:graphicFrameLocks noChangeAspect="1"/>
+            </wp:cNvGraphicFramePr>
+            <a:graphic>
+              <a:graphicData uri="http://schemas.openxmlformats.org/drawingml/2006/picture">
+                <pic:pic>
+                  <pic:nvPicPr>
+                    <pic:cNvPr id="0" name="figura_7_jira_historia_scrum13_memo2.png"/>
+                    <pic:cNvPicPr/>
+                  </pic:nvPicPr>
+                  <pic:blipFill>
+                    <a:blip r:embed="rId18"/>
+                    <a:stretch>
+                      <a:fillRect/>
+                    </a:stretch>
+                  </pic:blipFill>
+                  <pic:spPr>
+                    <a:xfrm>
+                      <a:off x="0" y="0"/>
+                      <a:ext cx="5669280" cy="3897630"/>
+                    </a:xfrm>
+                    <a:prstGeom prst="rect"/>
+                  </pic:spPr>
+                </pic:pic>
+              </a:graphicData>
+            </a:graphic>
+          </wp:inline>
+        </w:drawing>
+      </w:r>
+    </w:p>
+    <w:p>
+      <w:pPr>
+        <w:spacing w:before="40" w:after="280"/>
+        <w:jc w:val="center"/>
+      </w:pPr>
+      <w:r>
+        <w:rPr>
+          <w:rFonts w:ascii="Inter" w:hAnsi="Inter"/>
+          <w:b/>
+          <w:i/>
+          <w:color w:val="475569"/>
+          <w:sz w:val="17"/>
+        </w:rPr>
+        <w:t>Figura 7. Detalle de Incidencia SCRUM-13 en Jira Cloud: Memorándum de Equipo N° 02/2026 con Definition of Done y Archivo Oficial Adjunto.</w:t>
+      </w:r>
+    </w:p>
+    <w:p>
+      <w:pPr>
+        <w:spacing w:before="160" w:after="120" w:line="276" w:lineRule="auto"/>
+      </w:pPr>
+      <w:r>
+        <w:rPr>
+          <w:rFonts w:ascii="Inter" w:hAnsi="Inter"/>
+          <w:color w:val="334155"/>
+          <w:sz w:val="19"/>
+        </w:rPr>
+        <w:t>En concordancia con las directrices de Jira Software Cloud y el marco de gobernanza Scrum, el equipo activo quedó formalmente bautizado y registrado en el workspace institucional como 'Los Saybayman'. La plataforma megasuper.atlassian.net refleja de forma fidedigna a los 5 integrantes activos en funciones, asignándoles la totalidad de las historias de usuario y certificando la revogación formal de accesos al ex-integrante Juan Mena, tal como se exhibe en la Figura 8.</w:t>
+      </w:r>
+    </w:p>
+    <w:p>
+      <w:pPr>
+        <w:spacing w:before="160" w:after="80"/>
+        <w:jc w:val="center"/>
+      </w:pPr>
+      <w:r>
+        <w:drawing>
+          <wp:inline xmlns:a="http://schemas.openxmlformats.org/drawingml/2006/main" xmlns:pic="http://schemas.openxmlformats.org/drawingml/2006/picture">
+            <wp:extent cx="5669280" cy="3897630"/>
+            <wp:docPr id="13" name="Picture 13"/>
+            <wp:cNvGraphicFramePr>
+              <a:graphicFrameLocks noChangeAspect="1"/>
+            </wp:cNvGraphicFramePr>
+            <a:graphic>
+              <a:graphicData uri="http://schemas.openxmlformats.org/drawingml/2006/picture">
+                <pic:pic>
+                  <pic:nvPicPr>
+                    <pic:cNvPr id="0" name="figura_8_jira_equipo_saybayman.png"/>
+                    <pic:cNvPicPr/>
+                  </pic:nvPicPr>
+                  <pic:blipFill>
+                    <a:blip r:embed="rId19"/>
+                    <a:stretch>
+                      <a:fillRect/>
+                    </a:stretch>
+                  </pic:blipFill>
+                  <pic:spPr>
+                    <a:xfrm>
+                      <a:off x="0" y="0"/>
+                      <a:ext cx="5669280" cy="3897630"/>
+                    </a:xfrm>
+                    <a:prstGeom prst="rect"/>
+                  </pic:spPr>
+                </pic:pic>
+              </a:graphicData>
+            </a:graphic>
+          </wp:inline>
+        </w:drawing>
+      </w:r>
+    </w:p>
+    <w:p>
+      <w:pPr>
+        <w:spacing w:before="40" w:after="280"/>
+        <w:jc w:val="center"/>
+      </w:pPr>
+      <w:r>
+        <w:rPr>
+          <w:rFonts w:ascii="Inter" w:hAnsi="Inter"/>
+          <w:b/>
+          <w:i/>
+          <w:color w:val="475569"/>
+          <w:sz w:val="17"/>
+        </w:rPr>
+        <w:t>Figura 8. Vista de Gestión del Equipo 'Los Saybayman' en Atlassian Jira Cloud (5 Miembros Activos sin Juan Mena).</w:t>
       </w:r>
     </w:p>
     <w:p>

--- a/INFORME_MEGASUPER.docx
+++ b/INFORME_MEGASUPER.docx
@@ -1897,15 +1897,64 @@
     </w:p>
     <w:p>
       <w:pPr>
-        <w:spacing w:before="0" w:after="0" w:line="240" w:lineRule="auto"/>
+        <w:tabs>
+          <w:tab w:val="right" w:leader="dot" w:pos="9072"/>
+        </w:tabs>
+        <w:spacing w:before="50" w:after="20" w:line="276" w:lineRule="auto"/>
+        <w:ind w:left="360"/>
+        <w:rPr>
+          <w:lang w:val="es-CL"/>
+        </w:rPr>
       </w:pPr>
       <w:r>
         <w:rPr>
           <w:rFonts w:ascii="Inter" w:hAnsi="Inter"/>
-          <w:color w:val="000000"/>
+          <w:b/>
+          <w:color w:val="0F172A"/>
           <w:sz w:val="18"/>
-        </w:rPr>
-        <w:t>12.1.4 Memorándum de Equipo N° 02/2026: Contingencia y Reconstrucción con Spec Kit e IA</w:t>
+          <w:lang w:val="es-CL"/>
+        </w:rPr>
+        <w:t>13. Mantenimiento y Evolución</w:t>
+      </w:r>
+      <w:r>
+        <w:rPr>
+          <w:rFonts w:ascii="Inter" w:hAnsi="Inter"/>
+          <w:b/>
+          <w:color w:val="0F172A"/>
+          <w:sz w:val="18"/>
+          <w:lang w:val="es-CL"/>
+        </w:rPr>
+        <w:tab/>
+        <w:t>29</w:t>
+      </w:r>
+    </w:p>
+    <w:p>
+      <w:pPr>
+        <w:tabs>
+          <w:tab w:val="right" w:leader="dot" w:pos="9072"/>
+        </w:tabs>
+        <w:spacing w:before="10" w:after="10" w:line="276" w:lineRule="auto"/>
+        <w:ind w:left="648"/>
+        <w:rPr>
+          <w:lang w:val="es-CL"/>
+        </w:rPr>
+      </w:pPr>
+      <w:r>
+        <w:rPr>
+          <w:rFonts w:ascii="Inter" w:hAnsi="Inter"/>
+          <w:color w:val="334155"/>
+          <w:sz w:val="17"/>
+          <w:lang w:val="es-CL"/>
+        </w:rPr>
+        <w:t>13.1 Niveles de Soporte Técnico (L1, L2 y L3)</w:t>
+      </w:r>
+      <w:r>
+        <w:rPr>
+          <w:rFonts w:ascii="Inter" w:hAnsi="Inter"/>
+          <w:color w:val="475569"/>
+          <w:sz w:val="17"/>
+          <w:lang w:val="es-CL"/>
+        </w:rPr>
         <w:tab/>
         <w:t>29</w:t>
       </w:r>
@@ -1929,7 +1978,7 @@
           <w:sz w:val="18"/>
           <w:lang w:val="es-CL"/>
         </w:rPr>
-        <w:t>13. Mantenimiento y Evolución</w:t>
+        <w:t>14. Calidad del Software, Seguridad e Indicadores</w:t>
       </w:r>
       <w:r>
         <w:rPr>
@@ -1940,7 +1989,7 @@
           <w:lang w:val="es-CL"/>
         </w:rPr>
         <w:tab/>
-        <w:t>29</w:t>
+        <w:t>30</w:t>
       </w:r>
     </w:p>
     <w:p>
@@ -1961,7 +2010,7 @@
           <w:sz w:val="17"/>
           <w:lang w:val="es-CL"/>
         </w:rPr>
-        <w:t>13.1 Niveles de Soporte Técnico (L1, L2 y L3)</w:t>
+        <w:t>14.1 Evaluación de Calidad según ISO/IEC 25010</w:t>
       </w:r>
       <w:r>
         <w:rPr>
@@ -1971,7 +2020,121 @@
           <w:lang w:val="es-CL"/>
         </w:rPr>
         <w:tab/>
-        <w:t>29</w:t>
+        <w:t>30</w:t>
+      </w:r>
+    </w:p>
+    <w:p>
+      <w:pPr>
+        <w:tabs>
+          <w:tab w:val="right" w:leader="dot" w:pos="9072"/>
+        </w:tabs>
+        <w:spacing w:before="10" w:after="10" w:line="276" w:lineRule="auto"/>
+        <w:ind w:left="648"/>
+        <w:rPr>
+          <w:lang w:val="es-CL"/>
+        </w:rPr>
+      </w:pPr>
+      <w:r>
+        <w:rPr>
+          <w:rFonts w:ascii="Inter" w:hAnsi="Inter"/>
+          <w:color w:val="334155"/>
+          <w:sz w:val="17"/>
+          <w:lang w:val="es-CL"/>
+        </w:rPr>
+        <w:lastRenderedPageBreak/>
+        <w:t>14.1.1 Arquitectura de Seguridad en Tiempo Real y Bitácora SIEM</w:t>
+      </w:r>
+      <w:r>
+        <w:rPr>
+          <w:rFonts w:ascii="Inter" w:hAnsi="Inter"/>
+          <w:color w:val="475569"/>
+          <w:sz w:val="17"/>
+          <w:lang w:val="es-CL"/>
+        </w:rPr>
+        <w:tab/>
+        <w:t>30</w:t>
+      </w:r>
+    </w:p>
+    <w:p>
+      <w:pPr>
+        <w:tabs>
+          <w:tab w:val="right" w:leader="dot" w:pos="9072"/>
+        </w:tabs>
+        <w:spacing w:before="10" w:after="10" w:line="276" w:lineRule="auto"/>
+        <w:ind w:left="648"/>
+        <w:rPr>
+          <w:lang w:val="es-CL"/>
+        </w:rPr>
+      </w:pPr>
+      <w:r>
+        <w:rPr>
+          <w:rFonts w:ascii="Inter" w:hAnsi="Inter"/>
+          <w:color w:val="334155"/>
+          <w:sz w:val="17"/>
+          <w:lang w:val="es-CL"/>
+        </w:rPr>
+        <w:t>14.2 Accesibilidad Universal según WCAG 2.1 Nivel AA</w:t>
+      </w:r>
+      <w:r>
+        <w:rPr>
+          <w:rFonts w:ascii="Inter" w:hAnsi="Inter"/>
+          <w:color w:val="475569"/>
+          <w:sz w:val="17"/>
+          <w:lang w:val="es-CL"/>
+        </w:rPr>
+        <w:tab/>
+        <w:t>31</w:t>
+      </w:r>
+    </w:p>
+    <w:p>
+      <w:pPr>
+        <w:tabs>
+          <w:tab w:val="right" w:leader="dot" w:pos="9072"/>
+        </w:tabs>
+        <w:spacing w:before="10" w:after="10" w:line="276" w:lineRule="auto"/>
+        <w:ind w:left="648"/>
+        <w:rPr>
+          <w:lang w:val="es-CL"/>
+        </w:rPr>
+      </w:pPr>
+      <w:r>
+        <w:rPr>
+          <w:rFonts w:ascii="Inter" w:hAnsi="Inter"/>
+          <w:color w:val="334155"/>
+          <w:sz w:val="17"/>
+          <w:lang w:val="es-CL"/>
+        </w:rPr>
+        <w:t xml:space="preserve">14.3 Indicadores Matemáticos de Gestión y </w:t>
+      </w:r>
+      <w:proofErr w:type="spellStart"/>
+      <w:r>
+        <w:rPr>
+          <w:rFonts w:ascii="Inter" w:hAnsi="Inter"/>
+          <w:color w:val="334155"/>
+          <w:sz w:val="17"/>
+          <w:lang w:val="es-CL"/>
+        </w:rPr>
+        <w:t>KPIs</w:t>
+      </w:r>
+      <w:proofErr w:type="spellEnd"/>
+      <w:r>
+        <w:rPr>
+          <w:rFonts w:ascii="Inter" w:hAnsi="Inter"/>
+          <w:color w:val="334155"/>
+          <w:sz w:val="17"/>
+          <w:lang w:val="es-CL"/>
+        </w:rPr>
+        <w:t xml:space="preserve"> de Negocio</w:t>
+      </w:r>
+      <w:r>
+        <w:rPr>
+          <w:rFonts w:ascii="Inter" w:hAnsi="Inter"/>
+          <w:color w:val="475569"/>
+          <w:sz w:val="17"/>
+          <w:lang w:val="es-CL"/>
+        </w:rPr>
+        <w:tab/>
+        <w:t>31</w:t>
       </w:r>
     </w:p>
     <w:p>
@@ -1993,7 +2156,7 @@
           <w:sz w:val="18"/>
           <w:lang w:val="es-CL"/>
         </w:rPr>
-        <w:t>14. Calidad del Software, Seguridad e Indicadores</w:t>
+        <w:t>15. Cronograma y Carta Gantt Definitiva</w:t>
       </w:r>
       <w:r>
         <w:rPr>
@@ -2004,7 +2167,7 @@
           <w:lang w:val="es-CL"/>
         </w:rPr>
         <w:tab/>
-        <w:t>30</w:t>
+        <w:t>32</w:t>
       </w:r>
     </w:p>
     <w:p>
@@ -2025,7 +2188,27 @@
           <w:sz w:val="17"/>
           <w:lang w:val="es-CL"/>
         </w:rPr>
-        <w:t>14.1 Evaluación de Calidad según ISO/IEC 25010</w:t>
+        <w:t xml:space="preserve">Desglose Operativo de </w:t>
+      </w:r>
+      <w:proofErr w:type="spellStart"/>
+      <w:r>
+        <w:rPr>
+          <w:rFonts w:ascii="Inter" w:hAnsi="Inter"/>
+          <w:color w:val="334155"/>
+          <w:sz w:val="17"/>
+          <w:lang w:val="es-CL"/>
+        </w:rPr>
+        <w:t>Sprints</w:t>
+      </w:r>
+      <w:proofErr w:type="spellEnd"/>
+      <w:r>
+        <w:rPr>
+          <w:rFonts w:ascii="Inter" w:hAnsi="Inter"/>
+          <w:color w:val="334155"/>
+          <w:sz w:val="17"/>
+          <w:lang w:val="es-CL"/>
+        </w:rPr>
+        <w:t xml:space="preserve"> 1, 2, 3 y 4</w:t>
       </w:r>
       <w:r>
         <w:rPr>
@@ -2035,121 +2218,7 @@
           <w:lang w:val="es-CL"/>
         </w:rPr>
         <w:tab/>
-        <w:t>30</w:t>
-      </w:r>
-    </w:p>
-    <w:p>
-      <w:pPr>
-        <w:tabs>
-          <w:tab w:val="right" w:leader="dot" w:pos="9072"/>
-        </w:tabs>
-        <w:spacing w:before="10" w:after="10" w:line="276" w:lineRule="auto"/>
-        <w:ind w:left="648"/>
-        <w:rPr>
-          <w:lang w:val="es-CL"/>
-        </w:rPr>
-      </w:pPr>
-      <w:r>
-        <w:rPr>
-          <w:rFonts w:ascii="Inter" w:hAnsi="Inter"/>
-          <w:color w:val="334155"/>
-          <w:sz w:val="17"/>
-          <w:lang w:val="es-CL"/>
-        </w:rPr>
-        <w:lastRenderedPageBreak/>
-        <w:t>14.1.1 Arquitectura de Seguridad en Tiempo Real y Bitácora SIEM</w:t>
-      </w:r>
-      <w:r>
-        <w:rPr>
-          <w:rFonts w:ascii="Inter" w:hAnsi="Inter"/>
-          <w:color w:val="475569"/>
-          <w:sz w:val="17"/>
-          <w:lang w:val="es-CL"/>
-        </w:rPr>
-        <w:tab/>
-        <w:t>30</w:t>
-      </w:r>
-    </w:p>
-    <w:p>
-      <w:pPr>
-        <w:tabs>
-          <w:tab w:val="right" w:leader="dot" w:pos="9072"/>
-        </w:tabs>
-        <w:spacing w:before="10" w:after="10" w:line="276" w:lineRule="auto"/>
-        <w:ind w:left="648"/>
-        <w:rPr>
-          <w:lang w:val="es-CL"/>
-        </w:rPr>
-      </w:pPr>
-      <w:r>
-        <w:rPr>
-          <w:rFonts w:ascii="Inter" w:hAnsi="Inter"/>
-          <w:color w:val="334155"/>
-          <w:sz w:val="17"/>
-          <w:lang w:val="es-CL"/>
-        </w:rPr>
-        <w:t>14.2 Accesibilidad Universal según WCAG 2.1 Nivel AA</w:t>
-      </w:r>
-      <w:r>
-        <w:rPr>
-          <w:rFonts w:ascii="Inter" w:hAnsi="Inter"/>
-          <w:color w:val="475569"/>
-          <w:sz w:val="17"/>
-          <w:lang w:val="es-CL"/>
-        </w:rPr>
-        <w:tab/>
-        <w:t>31</w:t>
-      </w:r>
-    </w:p>
-    <w:p>
-      <w:pPr>
-        <w:tabs>
-          <w:tab w:val="right" w:leader="dot" w:pos="9072"/>
-        </w:tabs>
-        <w:spacing w:before="10" w:after="10" w:line="276" w:lineRule="auto"/>
-        <w:ind w:left="648"/>
-        <w:rPr>
-          <w:lang w:val="es-CL"/>
-        </w:rPr>
-      </w:pPr>
-      <w:r>
-        <w:rPr>
-          <w:rFonts w:ascii="Inter" w:hAnsi="Inter"/>
-          <w:color w:val="334155"/>
-          <w:sz w:val="17"/>
-          <w:lang w:val="es-CL"/>
-        </w:rPr>
-        <w:t xml:space="preserve">14.3 Indicadores Matemáticos de Gestión y </w:t>
-      </w:r>
-      <w:proofErr w:type="spellStart"/>
-      <w:r>
-        <w:rPr>
-          <w:rFonts w:ascii="Inter" w:hAnsi="Inter"/>
-          <w:color w:val="334155"/>
-          <w:sz w:val="17"/>
-          <w:lang w:val="es-CL"/>
-        </w:rPr>
-        <w:t>KPIs</w:t>
-      </w:r>
-      <w:proofErr w:type="spellEnd"/>
-      <w:r>
-        <w:rPr>
-          <w:rFonts w:ascii="Inter" w:hAnsi="Inter"/>
-          <w:color w:val="334155"/>
-          <w:sz w:val="17"/>
-          <w:lang w:val="es-CL"/>
-        </w:rPr>
-        <w:t xml:space="preserve"> de Negocio</w:t>
-      </w:r>
-      <w:r>
-        <w:rPr>
-          <w:rFonts w:ascii="Inter" w:hAnsi="Inter"/>
-          <w:color w:val="475569"/>
-          <w:sz w:val="17"/>
-          <w:lang w:val="es-CL"/>
-        </w:rPr>
-        <w:tab/>
-        <w:t>31</w:t>
+        <w:t>32</w:t>
       </w:r>
     </w:p>
     <w:p>
@@ -2171,7 +2240,7 @@
           <w:sz w:val="18"/>
           <w:lang w:val="es-CL"/>
         </w:rPr>
-        <w:t>15. Cronograma y Carta Gantt Definitiva</w:t>
+        <w:t>16. Anexos y Evidencias de Implementación</w:t>
       </w:r>
       <w:r>
         <w:rPr>
@@ -2182,58 +2251,7 @@
           <w:lang w:val="es-CL"/>
         </w:rPr>
         <w:tab/>
-        <w:t>32</w:t>
-      </w:r>
-    </w:p>
-    <w:p>
-      <w:pPr>
-        <w:tabs>
-          <w:tab w:val="right" w:leader="dot" w:pos="9072"/>
-        </w:tabs>
-        <w:spacing w:before="10" w:after="10" w:line="276" w:lineRule="auto"/>
-        <w:ind w:left="648"/>
-        <w:rPr>
-          <w:lang w:val="es-CL"/>
-        </w:rPr>
-      </w:pPr>
-      <w:r>
-        <w:rPr>
-          <w:rFonts w:ascii="Inter" w:hAnsi="Inter"/>
-          <w:color w:val="334155"/>
-          <w:sz w:val="17"/>
-          <w:lang w:val="es-CL"/>
-        </w:rPr>
-        <w:t xml:space="preserve">Desglose Operativo de </w:t>
-      </w:r>
-      <w:proofErr w:type="spellStart"/>
-      <w:r>
-        <w:rPr>
-          <w:rFonts w:ascii="Inter" w:hAnsi="Inter"/>
-          <w:color w:val="334155"/>
-          <w:sz w:val="17"/>
-          <w:lang w:val="es-CL"/>
-        </w:rPr>
-        <w:t>Sprints</w:t>
-      </w:r>
-      <w:proofErr w:type="spellEnd"/>
-      <w:r>
-        <w:rPr>
-          <w:rFonts w:ascii="Inter" w:hAnsi="Inter"/>
-          <w:color w:val="334155"/>
-          <w:sz w:val="17"/>
-          <w:lang w:val="es-CL"/>
-        </w:rPr>
-        <w:t xml:space="preserve"> 1, 2, 3 y 4</w:t>
-      </w:r>
-      <w:r>
-        <w:rPr>
-          <w:rFonts w:ascii="Inter" w:hAnsi="Inter"/>
-          <w:color w:val="475569"/>
-          <w:sz w:val="17"/>
-          <w:lang w:val="es-CL"/>
-        </w:rPr>
-        <w:tab/>
-        <w:t>32</w:t>
+        <w:t>34</w:t>
       </w:r>
     </w:p>
     <w:p>
@@ -2242,7 +2260,6 @@
           <w:tab w:val="right" w:leader="dot" w:pos="9072"/>
         </w:tabs>
         <w:spacing w:before="50" w:after="20" w:line="276" w:lineRule="auto"/>
-        <w:ind w:left="360"/>
         <w:rPr>
           <w:lang w:val="es-CL"/>
         </w:rPr>
@@ -2255,7 +2272,7 @@
           <w:sz w:val="18"/>
           <w:lang w:val="es-CL"/>
         </w:rPr>
-        <w:t>16. Anexos y Evidencias de Implementación</w:t>
+        <w:t>IV. CONCLUSIONES Y LECCIONES APRENDIDAS</w:t>
       </w:r>
       <w:r>
         <w:rPr>
@@ -2287,38 +2304,6 @@
           <w:sz w:val="18"/>
           <w:lang w:val="es-CL"/>
         </w:rPr>
-        <w:t>IV. CONCLUSIONES Y LECCIONES APRENDIDAS</w:t>
-      </w:r>
-      <w:r>
-        <w:rPr>
-          <w:rFonts w:ascii="Inter" w:hAnsi="Inter"/>
-          <w:b/>
-          <w:color w:val="0F172A"/>
-          <w:sz w:val="18"/>
-          <w:lang w:val="es-CL"/>
-        </w:rPr>
-        <w:tab/>
-        <w:t>34</w:t>
-      </w:r>
-    </w:p>
-    <w:p>
-      <w:pPr>
-        <w:tabs>
-          <w:tab w:val="right" w:leader="dot" w:pos="9072"/>
-        </w:tabs>
-        <w:spacing w:before="50" w:after="20" w:line="276" w:lineRule="auto"/>
-        <w:rPr>
-          <w:lang w:val="es-CL"/>
-        </w:rPr>
-      </w:pPr>
-      <w:r>
-        <w:rPr>
-          <w:rFonts w:ascii="Inter" w:hAnsi="Inter"/>
-          <w:b/>
-          <w:color w:val="0F172A"/>
-          <w:sz w:val="18"/>
-          <w:lang w:val="es-CL"/>
-        </w:rPr>
         <w:t>V. REFERENCIAS BIBLIOGRÁFICAS (Normas APA 7.ª ed.)</w:t>
       </w:r>
       <w:r>
@@ -2684,32 +2669,6 @@
     </w:p>
     <w:p>
       <w:pPr>
-        <w:spacing w:before="0" w:after="0" w:line="240" w:lineRule="auto"/>
-      </w:pPr>
-      <w:r>
-        <w:rPr>
-          <w:rFonts w:ascii="Inter" w:hAnsi="Inter"/>
-          <w:color w:val="000000"/>
-          <w:sz w:val="18"/>
-        </w:rPr>
-        <w:t>Figura 7. Detalle de Incidencia SCRUM-13 en Jira Cloud: Memorándum N° 02/2026 con DoD y Adjunto……………………………...29</w:t>
-      </w:r>
-    </w:p>
-    <w:p>
-      <w:pPr>
-        <w:spacing w:before="0" w:after="0" w:line="240" w:lineRule="auto"/>
-      </w:pPr>
-      <w:r>
-        <w:rPr>
-          <w:rFonts w:ascii="Inter" w:hAnsi="Inter"/>
-          <w:color w:val="000000"/>
-          <w:sz w:val="18"/>
-        </w:rPr>
-        <w:t>Figura 8. Vista de Gestión del Equipo 'Los Saybayman' en Atlassian Jira Cloud……………………………...30</w:t>
-      </w:r>
-    </w:p>
-    <w:p>
-      <w:pPr>
         <w:spacing w:before="200" w:after="80"/>
         <w:rPr>
           <w:lang w:val="es-CL"/>
@@ -3124,21 +3083,6 @@
         </w:rPr>
         <w:tab/>
         <w:t>27</w:t>
-      </w:r>
-    </w:p>
-    <w:p>
-      <w:pPr>
-        <w:spacing w:before="0" w:after="0" w:line="240" w:lineRule="auto"/>
-      </w:pPr>
-      <w:r>
-        <w:rPr>
-          <w:rFonts w:ascii="Inter" w:hAnsi="Inter"/>
-          <w:color w:val="000000"/>
-          <w:sz w:val="18"/>
-        </w:rPr>
-        <w:t>Tabla 12-B. Memorándum de Equipo N° 02/2026: Reestructuración Operativa y Misiones con Spec Kit e IA</w:t>
-        <w:tab/>
-        <w:t>28</w:t>
       </w:r>
     </w:p>
     <w:p>
@@ -25004,118 +24948,6 @@
           </w:p>
         </w:tc>
       </w:tr>
-      <w:tr>
-        <w:tc>
-          <w:tcPr>
-            <w:tcW w:type="dxa" w:w="1874"/>
-            <w:shd w:fill="F2F2F2"/>
-            <w:tcMar>
-              <w:top w:w="80" w:type="dxa"/>
-              <w:bottom w:w="80" w:type="dxa"/>
-              <w:left w:w="120" w:type="dxa"/>
-              <w:right w:w="120" w:type="dxa"/>
-            </w:tcMar>
-          </w:tcPr>
-          <w:p>
-            <w:pPr>
-              <w:spacing w:before="40" w:after="40" w:line="276" w:lineRule="auto"/>
-            </w:pPr>
-            <w:r>
-              <w:rPr>
-                <w:rFonts w:ascii="Inter" w:hAnsi="Inter"/>
-                <w:b/>
-                <w:color w:val="333333"/>
-                <w:sz w:val="17"/>
-              </w:rPr>
-              <w:t>SCRUM-13</w:t>
-            </w:r>
-          </w:p>
-        </w:tc>
-        <w:tc>
-          <w:tcPr>
-            <w:tcW w:type="dxa" w:w="2100"/>
-            <w:shd w:fill="F2F2F2"/>
-            <w:tcMar>
-              <w:top w:w="80" w:type="dxa"/>
-              <w:bottom w:w="80" w:type="dxa"/>
-              <w:left w:w="120" w:type="dxa"/>
-              <w:right w:w="120" w:type="dxa"/>
-            </w:tcMar>
-          </w:tcPr>
-          <w:p>
-            <w:pPr>
-              <w:spacing w:before="40" w:after="40" w:line="276" w:lineRule="auto"/>
-            </w:pPr>
-            <w:r>
-              <w:rPr>
-                <w:rFonts w:ascii="Inter" w:hAnsi="Inter"/>
-                <w:color w:val="333333"/>
-                <w:sz w:val="17"/>
-              </w:rPr>
-              <w:t>Como Product Owner y Líder de Proyecto, quiero formalizar la declaración de contingencia por deserción de integrante y reestructuración de roles, para asegurar la continuidad operacional mediante la reconstrucción acelerada de SuperMarket.cl con Spec Kit y Agentes de IA.</w:t>
-            </w:r>
-          </w:p>
-        </w:tc>
-        <w:tc>
-          <w:tcPr>
-            <w:tcW w:type="dxa" w:w="3440"/>
-            <w:shd w:fill="F2F2F2"/>
-            <w:tcMar>
-              <w:top w:w="80" w:type="dxa"/>
-              <w:bottom w:w="80" w:type="dxa"/>
-              <w:left w:w="120" w:type="dxa"/>
-              <w:right w:w="120" w:type="dxa"/>
-            </w:tcMar>
-          </w:tcPr>
-          <w:p>
-            <w:pPr>
-              <w:spacing w:before="40" w:after="40" w:line="276" w:lineRule="auto"/>
-            </w:pPr>
-            <w:r>
-              <w:rPr>
-                <w:rFonts w:ascii="Inter" w:hAnsi="Inter"/>
-                <w:color w:val="333333"/>
-                <w:sz w:val="17"/>
-              </w:rPr>
-              <w:t>1. Declaración formal de contingencia por salida de Juan Mena.</w:t>
-              <w:br/>
-              <w:t>2. Reasignación de Peter Cañarte y Francisco Cárcamo a QA Leads full-time.</w:t>
-              <w:br/>
-              <w:t>3. Nueva plataforma SuperMarket.cl operativa en puerto 8080.</w:t>
-              <w:br/>
-              <w:t>4. Archivo oficial MEMORANDUM_EQUIPO_02_SUPERMARKET.docx adjunto y sincronizado en Jira Cloud.</w:t>
-            </w:r>
-          </w:p>
-        </w:tc>
-        <w:tc>
-          <w:tcPr>
-            <w:tcW w:type="dxa" w:w="1936"/>
-            <w:shd w:fill="F2F2F2"/>
-            <w:tcMar>
-              <w:top w:w="80" w:type="dxa"/>
-              <w:bottom w:w="80" w:type="dxa"/>
-              <w:left w:w="120" w:type="dxa"/>
-              <w:right w:w="120" w:type="dxa"/>
-            </w:tcMar>
-          </w:tcPr>
-          <w:p>
-            <w:pPr>
-              <w:spacing w:before="40" w:after="40" w:line="276" w:lineRule="auto"/>
-            </w:pPr>
-            <w:r>
-              <w:rPr>
-                <w:rFonts w:ascii="Inter" w:hAnsi="Inter"/>
-                <w:b/>
-                <w:color w:val="333333"/>
-                <w:sz w:val="17"/>
-              </w:rPr>
-              <w:t>Sebastián O. (PO)</w:t>
-              <w:br/>
-              <w:t>5 SP | Finalizada</w:t>
-            </w:r>
-          </w:p>
-        </w:tc>
-      </w:tr>
     </w:tbl>
     <w:p>
       <w:pPr>
@@ -28566,864 +28398,6 @@
           <w:lang w:val="es-CL"/>
         </w:rPr>
         <w:t xml:space="preserve"> Done y Archivo Adjunto Oficial.</w:t>
-      </w:r>
-    </w:p>
-    <w:p>
-      <w:pPr>
-        <w:spacing w:before="280" w:after="80" w:line="276" w:lineRule="auto"/>
-      </w:pPr>
-      <w:r>
-        <w:rPr>
-          <w:rFonts w:ascii="Inter" w:hAnsi="Inter"/>
-          <w:b/>
-          <w:color w:val="0F172A"/>
-          <w:sz w:val="22"/>
-        </w:rPr>
-        <w:t>12.1.4 Memorándum de Equipo N° 02/2026: Plan de Contingencia Operacional, Reestructuración de Equipo y Reconstrucción Acelerada con Spec Kit e IA</w:t>
-      </w:r>
-    </w:p>
-    <w:p>
-      <w:pPr>
-        <w:spacing w:before="80" w:after="80" w:line="276" w:lineRule="auto"/>
-      </w:pPr>
-      <w:r>
-        <w:rPr>
-          <w:rFonts w:ascii="Inter" w:hAnsi="Inter"/>
-          <w:color w:val="334155"/>
-          <w:sz w:val="19"/>
-        </w:rPr>
-        <w:t>En el marco de la gobernanza Scrum y frente a un evento crítico sobrevenido durante el Sprint 4, la Dirección de Proyecto formalizó con fecha 08 de octubre de 2026 el Memorándum de Equipo N° 02/2026. Este instrumento administrativo y metodológico responde directamente a la: 'Deserción intempestiva del integrante Juan Mena (Desarrollador Full Stack) y retención del repositorio base, constituyendo un riesgo material de continuidad operacional mitigado de inmediato por el Product Owner mediante el desarrollo de la nueva plataforma SuperMarket.cl'.</w:t>
-        <w:br/>
-        <w:br/>
-        <w:t>El integrante Juan Mena se desvinculó unilateralmente del proyecto reteniendo los accesos de administración al repositorio de código fuente anterior (megasuper.cl). Ante este riesgo que amenazaba la continuidad académica y operacional de la entrega, la Dirección de Proyecto activó un plan de choque inmediato: el Product Owner (Sebastián Ortega) asumió de manera directa el liderazgo técnico y la reconstrucción integral de la plataforma desde sus cimientos, asegurando la entrega a tiempo y con estándares superiores de calidad.</w:t>
-      </w:r>
-    </w:p>
-    <w:p>
-      <w:pPr>
-        <w:spacing w:before="80" w:after="120" w:line="276" w:lineRule="auto"/>
-      </w:pPr>
-      <w:r>
-        <w:rPr>
-          <w:rFonts w:ascii="Inter" w:hAnsi="Inter"/>
-          <w:color w:val="334155"/>
-          <w:sz w:val="19"/>
-        </w:rPr>
-        <w:t>Para lograr una reconstrucción de alta velocidad sin sacrificar la rigurosidad arquitectónica, se adoptó la metodología Spec-Driven Development (GitHub Spec Kit) en combinación con el trabajo disciplinado de Agentes Especializados de Inteligencia Artificial (Gem Team / Antigravity IDE). Bajo esta modalidad, se definieron especificaciones formales de requisitos, contratos de datos y casos de prueba antes de codificar, permitiendo al Product Owner implementar un backend nativo en Node.js, una base de datos relacional SQLite normalizada en Tercera Forma Normal (3FN), el motor matemático de precios por tramo mayorista y una interfaz reactiva moderna. Asimismo, se reestructuraron las responsabilidades operativas del equipo de 5 integrantes activos:</w:t>
-      </w:r>
-    </w:p>
-    <w:tbl>
-      <w:tblPr>
-        <w:tblW w:type="auto" w:w="0"/>
-        <w:tblLook w:firstColumn="1" w:firstRow="1" w:lastColumn="0" w:lastRow="0" w:noHBand="0" w:noVBand="1" w:val="04A0"/>
-      </w:tblPr>
-      <w:tblGrid>
-        <w:gridCol w:w="2340"/>
-        <w:gridCol w:w="2340"/>
-        <w:gridCol w:w="2340"/>
-        <w:gridCol w:w="2340"/>
-      </w:tblGrid>
-      <w:tr>
-        <w:tc>
-          <w:tcPr>
-            <w:tcW w:type="dxa" w:w="2340"/>
-            <w:shd w:fill="0F172A"/>
-            <w:tcMar>
-              <w:top w:w="80" w:type="dxa"/>
-              <w:bottom w:w="80" w:type="dxa"/>
-              <w:left w:w="100" w:type="dxa"/>
-              <w:right w:w="100" w:type="dxa"/>
-            </w:tcMar>
-          </w:tcPr>
-          <w:p>
-            <w:r>
-              <w:rPr>
-                <w:rFonts w:ascii="Inter" w:hAnsi="Inter"/>
-                <w:b/>
-                <w:color w:val="FFFFFF"/>
-                <w:sz w:val="17"/>
-              </w:rPr>
-              <w:t>Integrante y Nuevo Rol</w:t>
-            </w:r>
-          </w:p>
-        </w:tc>
-        <w:tc>
-          <w:tcPr>
-            <w:tcW w:type="dxa" w:w="2340"/>
-            <w:shd w:fill="0F172A"/>
-            <w:tcMar>
-              <w:top w:w="80" w:type="dxa"/>
-              <w:bottom w:w="80" w:type="dxa"/>
-              <w:left w:w="100" w:type="dxa"/>
-              <w:right w:w="100" w:type="dxa"/>
-            </w:tcMar>
-          </w:tcPr>
-          <w:p>
-            <w:r>
-              <w:rPr>
-                <w:rFonts w:ascii="Inter" w:hAnsi="Inter"/>
-                <w:b/>
-                <w:color w:val="FFFFFF"/>
-                <w:sz w:val="17"/>
-              </w:rPr>
-              <w:t>Misión Técnica de Emergencia</w:t>
-            </w:r>
-          </w:p>
-        </w:tc>
-        <w:tc>
-          <w:tcPr>
-            <w:tcW w:type="dxa" w:w="2340"/>
-            <w:shd w:fill="0F172A"/>
-            <w:tcMar>
-              <w:top w:w="80" w:type="dxa"/>
-              <w:bottom w:w="80" w:type="dxa"/>
-              <w:left w:w="100" w:type="dxa"/>
-              <w:right w:w="100" w:type="dxa"/>
-            </w:tcMar>
-          </w:tcPr>
-          <w:p>
-            <w:r>
-              <w:rPr>
-                <w:rFonts w:ascii="Inter" w:hAnsi="Inter"/>
-                <w:b/>
-                <w:color w:val="FFFFFF"/>
-                <w:sz w:val="17"/>
-              </w:rPr>
-              <w:t>Actividades Clave Asignadas</w:t>
-            </w:r>
-          </w:p>
-        </w:tc>
-        <w:tc>
-          <w:tcPr>
-            <w:tcW w:type="dxa" w:w="2340"/>
-            <w:shd w:fill="0F172A"/>
-            <w:tcMar>
-              <w:top w:w="80" w:type="dxa"/>
-              <w:bottom w:w="80" w:type="dxa"/>
-              <w:left w:w="100" w:type="dxa"/>
-              <w:right w:w="100" w:type="dxa"/>
-            </w:tcMar>
-          </w:tcPr>
-          <w:p>
-            <w:r>
-              <w:rPr>
-                <w:rFonts w:ascii="Inter" w:hAnsi="Inter"/>
-                <w:b/>
-                <w:color w:val="FFFFFF"/>
-                <w:sz w:val="17"/>
-              </w:rPr>
-              <w:t>Entregable Formal Vinculante</w:t>
-            </w:r>
-          </w:p>
-        </w:tc>
-      </w:tr>
-      <w:tr>
-        <w:tc>
-          <w:tcPr>
-            <w:tcW w:type="dxa" w:w="2340"/>
-            <w:shd w:fill="FFFFFF"/>
-            <w:tcMar>
-              <w:top w:w="70" w:type="dxa"/>
-              <w:bottom w:w="70" w:type="dxa"/>
-              <w:left w:w="90" w:type="dxa"/>
-              <w:right w:w="90" w:type="dxa"/>
-            </w:tcMar>
-          </w:tcPr>
-          <w:p>
-            <w:pPr>
-              <w:spacing w:line="276" w:lineRule="auto"/>
-            </w:pPr>
-            <w:r>
-              <w:rPr>
-                <w:rFonts w:ascii="Inter" w:hAnsi="Inter"/>
-                <w:b/>
-                <w:color w:val="1E293B"/>
-                <w:sz w:val="16"/>
-              </w:rPr>
-              <w:t>Sebastián Ortega</w:t>
-              <w:br/>
-              <w:t>(Product Owner &amp;</w:t>
-              <w:br/>
-              <w:t>Líder de Reconstrucción)</w:t>
-            </w:r>
-          </w:p>
-        </w:tc>
-        <w:tc>
-          <w:tcPr>
-            <w:tcW w:type="dxa" w:w="2340"/>
-            <w:shd w:fill="FFFFFF"/>
-            <w:tcMar>
-              <w:top w:w="70" w:type="dxa"/>
-              <w:bottom w:w="70" w:type="dxa"/>
-              <w:left w:w="90" w:type="dxa"/>
-              <w:right w:w="90" w:type="dxa"/>
-            </w:tcMar>
-          </w:tcPr>
-          <w:p>
-            <w:pPr>
-              <w:spacing w:line="276" w:lineRule="auto"/>
-            </w:pPr>
-            <w:r>
-              <w:rPr>
-                <w:rFonts w:ascii="Inter" w:hAnsi="Inter"/>
-                <w:color w:val="1E293B"/>
-                <w:sz w:val="16"/>
-              </w:rPr>
-              <w:t>Liderazgo Técnico y Reconstrucción Integral de SuperMarket.cl</w:t>
-            </w:r>
-          </w:p>
-        </w:tc>
-        <w:tc>
-          <w:tcPr>
-            <w:tcW w:type="dxa" w:w="2340"/>
-            <w:shd w:fill="FFFFFF"/>
-            <w:tcMar>
-              <w:top w:w="70" w:type="dxa"/>
-              <w:bottom w:w="70" w:type="dxa"/>
-              <w:left w:w="90" w:type="dxa"/>
-              <w:right w:w="90" w:type="dxa"/>
-            </w:tcMar>
-          </w:tcPr>
-          <w:p>
-            <w:pPr>
-              <w:spacing w:line="276" w:lineRule="auto"/>
-            </w:pPr>
-            <w:r>
-              <w:rPr>
-                <w:rFonts w:ascii="Inter" w:hAnsi="Inter"/>
-                <w:color w:val="1E293B"/>
-                <w:sz w:val="16"/>
-              </w:rPr>
-              <w:t>• Desarrollo autónomo acelerado de la nueva plataforma web con Spec Kit e IA.</w:t>
-              <w:br/>
-              <w:t>• Arquitectura Node.js, SQLite 3FN, motor de tramos y componentes React.</w:t>
-              <w:br/>
-              <w:t>• Dirección general y salvaguarda de la continuidad operacional del proyecto.</w:t>
-            </w:r>
-          </w:p>
-        </w:tc>
-        <w:tc>
-          <w:tcPr>
-            <w:tcW w:type="dxa" w:w="2340"/>
-            <w:shd w:fill="FFFFFF"/>
-            <w:tcMar>
-              <w:top w:w="70" w:type="dxa"/>
-              <w:bottom w:w="70" w:type="dxa"/>
-              <w:left w:w="90" w:type="dxa"/>
-              <w:right w:w="90" w:type="dxa"/>
-            </w:tcMar>
-          </w:tcPr>
-          <w:p>
-            <w:pPr>
-              <w:spacing w:line="276" w:lineRule="auto"/>
-            </w:pPr>
-            <w:r>
-              <w:rPr>
-                <w:rFonts w:ascii="Inter" w:hAnsi="Inter"/>
-                <w:color w:val="1E293B"/>
-                <w:sz w:val="16"/>
-              </w:rPr>
-              <w:t>Plataforma SuperMarket.cl operativa en puerto 8080 y suite de 13 pruebas automatizadas al 100%.</w:t>
-            </w:r>
-          </w:p>
-        </w:tc>
-      </w:tr>
-      <w:tr>
-        <w:tc>
-          <w:tcPr>
-            <w:tcW w:type="dxa" w:w="2340"/>
-            <w:shd w:fill="F8FAFC"/>
-            <w:tcMar>
-              <w:top w:w="70" w:type="dxa"/>
-              <w:bottom w:w="70" w:type="dxa"/>
-              <w:left w:w="90" w:type="dxa"/>
-              <w:right w:w="90" w:type="dxa"/>
-            </w:tcMar>
-          </w:tcPr>
-          <w:p>
-            <w:pPr>
-              <w:spacing w:line="276" w:lineRule="auto"/>
-            </w:pPr>
-            <w:r>
-              <w:rPr>
-                <w:rFonts w:ascii="Inter" w:hAnsi="Inter"/>
-                <w:b/>
-                <w:color w:val="1E293B"/>
-                <w:sz w:val="16"/>
-              </w:rPr>
-              <w:t>Peter Cañarte</w:t>
-              <w:br/>
-              <w:t>(QA Lead Full-Time:</w:t>
-              <w:br/>
-              <w:t>Funcionalidad y Catálogo)</w:t>
-            </w:r>
-          </w:p>
-        </w:tc>
-        <w:tc>
-          <w:tcPr>
-            <w:tcW w:type="dxa" w:w="2340"/>
-            <w:shd w:fill="F8FAFC"/>
-            <w:tcMar>
-              <w:top w:w="70" w:type="dxa"/>
-              <w:bottom w:w="70" w:type="dxa"/>
-              <w:left w:w="90" w:type="dxa"/>
-              <w:right w:w="90" w:type="dxa"/>
-            </w:tcMar>
-          </w:tcPr>
-          <w:p>
-            <w:pPr>
-              <w:spacing w:line="276" w:lineRule="auto"/>
-            </w:pPr>
-            <w:r>
-              <w:rPr>
-                <w:rFonts w:ascii="Inter" w:hAnsi="Inter"/>
-                <w:color w:val="1E293B"/>
-                <w:sz w:val="16"/>
-              </w:rPr>
-              <w:t>Aseguramiento de Calidad de Catálogo y Motor de Precios</w:t>
-            </w:r>
-          </w:p>
-        </w:tc>
-        <w:tc>
-          <w:tcPr>
-            <w:tcW w:type="dxa" w:w="2340"/>
-            <w:shd w:fill="F8FAFC"/>
-            <w:tcMar>
-              <w:top w:w="70" w:type="dxa"/>
-              <w:bottom w:w="70" w:type="dxa"/>
-              <w:left w:w="90" w:type="dxa"/>
-              <w:right w:w="90" w:type="dxa"/>
-            </w:tcMar>
-          </w:tcPr>
-          <w:p>
-            <w:pPr>
-              <w:spacing w:line="276" w:lineRule="auto"/>
-            </w:pPr>
-            <w:r>
-              <w:rPr>
-                <w:rFonts w:ascii="Inter" w:hAnsi="Inter"/>
-                <w:color w:val="1E293B"/>
-                <w:sz w:val="16"/>
-              </w:rPr>
-              <w:t>• Pasa a dedicación de QA de lleno para verificar exhaustivamente lo desarrollado por el PO.</w:t>
-              <w:br/>
-              <w:t>• Validación rigurosa de algoritmos de tramos mayoristas (1, 3, 6+ unid.) y ahorros deterministas.</w:t>
-              <w:br/>
-              <w:t>• Pruebas de persistencia del carrito LocalStorage y ejecución de casos CP-01 a CP-05.</w:t>
-            </w:r>
-          </w:p>
-        </w:tc>
-        <w:tc>
-          <w:tcPr>
-            <w:tcW w:type="dxa" w:w="2340"/>
-            <w:shd w:fill="F8FAFC"/>
-            <w:tcMar>
-              <w:top w:w="70" w:type="dxa"/>
-              <w:bottom w:w="70" w:type="dxa"/>
-              <w:left w:w="90" w:type="dxa"/>
-              <w:right w:w="90" w:type="dxa"/>
-            </w:tcMar>
-          </w:tcPr>
-          <w:p>
-            <w:pPr>
-              <w:spacing w:line="276" w:lineRule="auto"/>
-            </w:pPr>
-            <w:r>
-              <w:rPr>
-                <w:rFonts w:ascii="Inter" w:hAnsi="Inter"/>
-                <w:color w:val="1E293B"/>
-                <w:sz w:val="16"/>
-              </w:rPr>
-              <w:t>Acta de certificación QA de catálogo y matriz de pruebas CP-01 a CP-05 sin defectos.</w:t>
-            </w:r>
-          </w:p>
-        </w:tc>
-      </w:tr>
-      <w:tr>
-        <w:tc>
-          <w:tcPr>
-            <w:tcW w:type="dxa" w:w="2340"/>
-            <w:shd w:fill="FFFFFF"/>
-            <w:tcMar>
-              <w:top w:w="70" w:type="dxa"/>
-              <w:bottom w:w="70" w:type="dxa"/>
-              <w:left w:w="90" w:type="dxa"/>
-              <w:right w:w="90" w:type="dxa"/>
-            </w:tcMar>
-          </w:tcPr>
-          <w:p>
-            <w:pPr>
-              <w:spacing w:line="276" w:lineRule="auto"/>
-            </w:pPr>
-            <w:r>
-              <w:rPr>
-                <w:rFonts w:ascii="Inter" w:hAnsi="Inter"/>
-                <w:b/>
-                <w:color w:val="1E293B"/>
-                <w:sz w:val="16"/>
-              </w:rPr>
-              <w:t>Francisco Cárcamo</w:t>
-              <w:br/>
-              <w:t>(QA Lead Full-Time:</w:t>
-              <w:br/>
-              <w:t>Backoffice y Seguridad)</w:t>
-            </w:r>
-          </w:p>
-        </w:tc>
-        <w:tc>
-          <w:tcPr>
-            <w:tcW w:type="dxa" w:w="2340"/>
-            <w:shd w:fill="FFFFFF"/>
-            <w:tcMar>
-              <w:top w:w="70" w:type="dxa"/>
-              <w:bottom w:w="70" w:type="dxa"/>
-              <w:left w:w="90" w:type="dxa"/>
-              <w:right w:w="90" w:type="dxa"/>
-            </w:tcMar>
-          </w:tcPr>
-          <w:p>
-            <w:pPr>
-              <w:spacing w:line="276" w:lineRule="auto"/>
-            </w:pPr>
-            <w:r>
-              <w:rPr>
-                <w:rFonts w:ascii="Inter" w:hAnsi="Inter"/>
-                <w:color w:val="1E293B"/>
-                <w:sz w:val="16"/>
-              </w:rPr>
-              <w:t>Aseguramiento de Calidad de Panel Administrativo y Gobernanza</w:t>
-            </w:r>
-          </w:p>
-        </w:tc>
-        <w:tc>
-          <w:tcPr>
-            <w:tcW w:type="dxa" w:w="2340"/>
-            <w:shd w:fill="FFFFFF"/>
-            <w:tcMar>
-              <w:top w:w="70" w:type="dxa"/>
-              <w:bottom w:w="70" w:type="dxa"/>
-              <w:left w:w="90" w:type="dxa"/>
-              <w:right w:w="90" w:type="dxa"/>
-            </w:tcMar>
-          </w:tcPr>
-          <w:p>
-            <w:pPr>
-              <w:spacing w:line="276" w:lineRule="auto"/>
-            </w:pPr>
-            <w:r>
-              <w:rPr>
-                <w:rFonts w:ascii="Inter" w:hAnsi="Inter"/>
-                <w:color w:val="1E293B"/>
-                <w:sz w:val="16"/>
-              </w:rPr>
-              <w:t>• Pasa a dedicación de QA de lleno para auditar minuciosamente el trabajo desarrollado por el PO.</w:t>
-              <w:br/>
-              <w:t>• Pruebas de autenticación JWT, rate-limiting, WAF (XSS/SQLi) y bitácora inmutable SIEM.</w:t>
-              <w:br/>
-              <w:t>• Auditoría de gobernanza RBAC y caso de uso CU-13 Super Admin (gestión de cuentas).</w:t>
-            </w:r>
-          </w:p>
-        </w:tc>
-        <w:tc>
-          <w:tcPr>
-            <w:tcW w:type="dxa" w:w="2340"/>
-            <w:shd w:fill="FFFFFF"/>
-            <w:tcMar>
-              <w:top w:w="70" w:type="dxa"/>
-              <w:bottom w:w="70" w:type="dxa"/>
-              <w:left w:w="90" w:type="dxa"/>
-              <w:right w:w="90" w:type="dxa"/>
-            </w:tcMar>
-          </w:tcPr>
-          <w:p>
-            <w:pPr>
-              <w:spacing w:line="276" w:lineRule="auto"/>
-            </w:pPr>
-            <w:r>
-              <w:rPr>
-                <w:rFonts w:ascii="Inter" w:hAnsi="Inter"/>
-                <w:color w:val="1E293B"/>
-                <w:sz w:val="16"/>
-              </w:rPr>
-              <w:t>Acta de certificación QA de backoffice, seguridad perimetral y matriz CP-06 a CP-10.</w:t>
-            </w:r>
-          </w:p>
-        </w:tc>
-      </w:tr>
-      <w:tr>
-        <w:tc>
-          <w:tcPr>
-            <w:tcW w:type="dxa" w:w="2340"/>
-            <w:shd w:fill="F8FAFC"/>
-            <w:tcMar>
-              <w:top w:w="70" w:type="dxa"/>
-              <w:bottom w:w="70" w:type="dxa"/>
-              <w:left w:w="90" w:type="dxa"/>
-              <w:right w:w="90" w:type="dxa"/>
-            </w:tcMar>
-          </w:tcPr>
-          <w:p>
-            <w:pPr>
-              <w:spacing w:line="276" w:lineRule="auto"/>
-            </w:pPr>
-            <w:r>
-              <w:rPr>
-                <w:rFonts w:ascii="Inter" w:hAnsi="Inter"/>
-                <w:b/>
-                <w:color w:val="1E293B"/>
-                <w:sz w:val="16"/>
-              </w:rPr>
-              <w:t>Rodrigo Bravo</w:t>
-              <w:br/>
-              <w:t>(DBA Lead &amp;</w:t>
-              <w:br/>
-              <w:t>Modelador de Sistemas)</w:t>
-            </w:r>
-          </w:p>
-        </w:tc>
-        <w:tc>
-          <w:tcPr>
-            <w:tcW w:type="dxa" w:w="2340"/>
-            <w:shd w:fill="F8FAFC"/>
-            <w:tcMar>
-              <w:top w:w="70" w:type="dxa"/>
-              <w:bottom w:w="70" w:type="dxa"/>
-              <w:left w:w="90" w:type="dxa"/>
-              <w:right w:w="90" w:type="dxa"/>
-            </w:tcMar>
-          </w:tcPr>
-          <w:p>
-            <w:pPr>
-              <w:spacing w:line="276" w:lineRule="auto"/>
-            </w:pPr>
-            <w:r>
-              <w:rPr>
-                <w:rFonts w:ascii="Inter" w:hAnsi="Inter"/>
-                <w:color w:val="1E293B"/>
-                <w:sz w:val="16"/>
-              </w:rPr>
-              <w:t>Consistencia Relacional 3FN y Certificación UML 2.5</w:t>
-            </w:r>
-          </w:p>
-        </w:tc>
-        <w:tc>
-          <w:tcPr>
-            <w:tcW w:type="dxa" w:w="2340"/>
-            <w:shd w:fill="F8FAFC"/>
-            <w:tcMar>
-              <w:top w:w="70" w:type="dxa"/>
-              <w:bottom w:w="70" w:type="dxa"/>
-              <w:left w:w="90" w:type="dxa"/>
-              <w:right w:w="90" w:type="dxa"/>
-            </w:tcMar>
-          </w:tcPr>
-          <w:p>
-            <w:pPr>
-              <w:spacing w:line="276" w:lineRule="auto"/>
-            </w:pPr>
-            <w:r>
-              <w:rPr>
-                <w:rFonts w:ascii="Inter" w:hAnsi="Inter"/>
-                <w:color w:val="1E293B"/>
-                <w:sz w:val="16"/>
-              </w:rPr>
-              <w:t>• Sigue a cargo de los modelos UML y diseño de base de datos relacional.</w:t>
-              <w:br/>
-              <w:t>• Garantizar correspondencia biunívoca entre diagramas de clases, casos de uso y las 9 tablas SQLite.</w:t>
-              <w:br/>
-              <w:t>• Validación de scripts DDL (schema.sql) e integridad referencial transaccional.</w:t>
-            </w:r>
-          </w:p>
-        </w:tc>
-        <w:tc>
-          <w:tcPr>
-            <w:tcW w:type="dxa" w:w="2340"/>
-            <w:shd w:fill="F8FAFC"/>
-            <w:tcMar>
-              <w:top w:w="70" w:type="dxa"/>
-              <w:bottom w:w="70" w:type="dxa"/>
-              <w:left w:w="90" w:type="dxa"/>
-              <w:right w:w="90" w:type="dxa"/>
-            </w:tcMar>
-          </w:tcPr>
-          <w:p>
-            <w:pPr>
-              <w:spacing w:line="276" w:lineRule="auto"/>
-            </w:pPr>
-            <w:r>
-              <w:rPr>
-                <w:rFonts w:ascii="Inter" w:hAnsi="Inter"/>
-                <w:color w:val="1E293B"/>
-                <w:sz w:val="16"/>
-              </w:rPr>
-              <w:t>Diagramas UML 2.5 formales (&lt;&lt;include&gt;&gt;, &lt;&lt;extend&gt;&gt;) y validación de esquema 3FN (T-01 a T-08).</w:t>
-            </w:r>
-          </w:p>
-        </w:tc>
-      </w:tr>
-      <w:tr>
-        <w:tc>
-          <w:tcPr>
-            <w:tcW w:type="dxa" w:w="2340"/>
-            <w:shd w:fill="FFFFFF"/>
-            <w:tcMar>
-              <w:top w:w="70" w:type="dxa"/>
-              <w:bottom w:w="70" w:type="dxa"/>
-              <w:left w:w="90" w:type="dxa"/>
-              <w:right w:w="90" w:type="dxa"/>
-            </w:tcMar>
-          </w:tcPr>
-          <w:p>
-            <w:pPr>
-              <w:spacing w:line="276" w:lineRule="auto"/>
-            </w:pPr>
-            <w:r>
-              <w:rPr>
-                <w:rFonts w:ascii="Inter" w:hAnsi="Inter"/>
-                <w:b/>
-                <w:color w:val="1E293B"/>
-                <w:sz w:val="16"/>
-              </w:rPr>
-              <w:t>Mauricio Vega</w:t>
-              <w:br/>
-              <w:t>(Scrum Master &amp;</w:t>
-              <w:br/>
-              <w:t>Secretario de Proyecto)</w:t>
-            </w:r>
-          </w:p>
-        </w:tc>
-        <w:tc>
-          <w:tcPr>
-            <w:tcW w:type="dxa" w:w="2340"/>
-            <w:shd w:fill="FFFFFF"/>
-            <w:tcMar>
-              <w:top w:w="70" w:type="dxa"/>
-              <w:bottom w:w="70" w:type="dxa"/>
-              <w:left w:w="90" w:type="dxa"/>
-              <w:right w:w="90" w:type="dxa"/>
-            </w:tcMar>
-          </w:tcPr>
-          <w:p>
-            <w:pPr>
-              <w:spacing w:line="276" w:lineRule="auto"/>
-            </w:pPr>
-            <w:r>
-              <w:rPr>
-                <w:rFonts w:ascii="Inter" w:hAnsi="Inter"/>
-                <w:color w:val="1E293B"/>
-                <w:sz w:val="16"/>
-              </w:rPr>
-              <w:t>Gobernanza Jira Software y Revisión Documental del Informe</w:t>
-            </w:r>
-          </w:p>
-        </w:tc>
-        <w:tc>
-          <w:tcPr>
-            <w:tcW w:type="dxa" w:w="2340"/>
-            <w:shd w:fill="FFFFFF"/>
-            <w:tcMar>
-              <w:top w:w="70" w:type="dxa"/>
-              <w:bottom w:w="70" w:type="dxa"/>
-              <w:left w:w="90" w:type="dxa"/>
-              <w:right w:w="90" w:type="dxa"/>
-            </w:tcMar>
-          </w:tcPr>
-          <w:p>
-            <w:pPr>
-              <w:spacing w:line="276" w:lineRule="auto"/>
-            </w:pPr>
-            <w:r>
-              <w:rPr>
-                <w:rFonts w:ascii="Inter" w:hAnsi="Inter"/>
-                <w:color w:val="1E293B"/>
-                <w:sz w:val="16"/>
-              </w:rPr>
-              <w:t>• Sigue a cargo de la administración de Jira Cloud (megasuper.atlassian.net).</w:t>
-              <w:br/>
-              <w:t>• Registro, configuración y transición a DONE de la incidencia SCRUM-13 con adjuntos.</w:t>
-              <w:br/>
-              <w:t>• Asistir al PO como Secretario de Equipo para revisar y auditar el documento final del informe.</w:t>
-            </w:r>
-          </w:p>
-        </w:tc>
-        <w:tc>
-          <w:tcPr>
-            <w:tcW w:type="dxa" w:w="2340"/>
-            <w:shd w:fill="FFFFFF"/>
-            <w:tcMar>
-              <w:top w:w="70" w:type="dxa"/>
-              <w:bottom w:w="70" w:type="dxa"/>
-              <w:left w:w="90" w:type="dxa"/>
-              <w:right w:w="90" w:type="dxa"/>
-            </w:tcMar>
-          </w:tcPr>
-          <w:p>
-            <w:pPr>
-              <w:spacing w:line="276" w:lineRule="auto"/>
-            </w:pPr>
-            <w:r>
-              <w:rPr>
-                <w:rFonts w:ascii="Inter" w:hAnsi="Inter"/>
-                <w:color w:val="1E293B"/>
-                <w:sz w:val="16"/>
-              </w:rPr>
-              <w:t>Tablero Jira Cloud 100% sincronizado, evidencia SCRUM-13 y checklist de revisión documental final.</w:t>
-            </w:r>
-          </w:p>
-        </w:tc>
-      </w:tr>
-    </w:tbl>
-    <w:p>
-      <w:pPr>
-        <w:spacing w:before="80" w:after="160"/>
-        <w:jc w:val="center"/>
-      </w:pPr>
-      <w:r>
-        <w:rPr>
-          <w:rFonts w:ascii="Inter" w:hAnsi="Inter"/>
-          <w:b/>
-          <w:i/>
-          <w:color w:val="475569"/>
-          <w:sz w:val="17"/>
-        </w:rPr>
-        <w:t>Tabla 12-B. Memorándum de Equipo N° 02/2026: Reestructuración Operativa y Misiones de Emergencia.</w:t>
-      </w:r>
-    </w:p>
-    <w:p>
-      <w:pPr>
-        <w:spacing w:before="120" w:after="200" w:line="276" w:lineRule="auto"/>
-      </w:pPr>
-      <w:r>
-        <w:rPr>
-          <w:rFonts w:ascii="Inter" w:hAnsi="Inter"/>
-          <w:color w:val="334155"/>
-          <w:sz w:val="19"/>
-        </w:rPr>
-        <w:t>Para dar por cerrada la contingencia y verificar la aptitud de entrega, el Scrum Master auditó el cumplimiento de los criterios de aceptación (Definition of Done - DoD) de la incidencia SCRUM-13 en Jira Cloud: (1) formalización en acta de la salida de Juan Mena; (2) despliegue operativo de la nueva plataforma SuperMarket.cl en http://localhost:8080/; (3) certificación por parte de los dos QA Leads de las 13 pruebas de caja negra (CP-01 a CP-13) con 100% de éxito; (4) validación de la base de datos relacional SQLite 3FN (T-01 a T-08); y (5) subida del archivo oficial MEMORANDUM_EQUIPO_02_SUPERMARKET.docx como adjunto inmutable en la incidencia SCRUM-13, tal como se acredita en la Figura 7.</w:t>
-      </w:r>
-    </w:p>
-    <w:p>
-      <w:pPr>
-        <w:spacing w:before="200" w:after="80"/>
-        <w:jc w:val="center"/>
-      </w:pPr>
-      <w:r>
-        <w:drawing>
-          <wp:inline xmlns:a="http://schemas.openxmlformats.org/drawingml/2006/main" xmlns:pic="http://schemas.openxmlformats.org/drawingml/2006/picture">
-            <wp:extent cx="5669280" cy="3897630"/>
-            <wp:docPr id="12" name="Picture 12"/>
-            <wp:cNvGraphicFramePr>
-              <a:graphicFrameLocks noChangeAspect="1"/>
-            </wp:cNvGraphicFramePr>
-            <a:graphic>
-              <a:graphicData uri="http://schemas.openxmlformats.org/drawingml/2006/picture">
-                <pic:pic>
-                  <pic:nvPicPr>
-                    <pic:cNvPr id="0" name="figura_7_jira_historia_scrum13_memo2.png"/>
-                    <pic:cNvPicPr/>
-                  </pic:nvPicPr>
-                  <pic:blipFill>
-                    <a:blip r:embed="rId18"/>
-                    <a:stretch>
-                      <a:fillRect/>
-                    </a:stretch>
-                  </pic:blipFill>
-                  <pic:spPr>
-                    <a:xfrm>
-                      <a:off x="0" y="0"/>
-                      <a:ext cx="5669280" cy="3897630"/>
-                    </a:xfrm>
-                    <a:prstGeom prst="rect"/>
-                  </pic:spPr>
-                </pic:pic>
-              </a:graphicData>
-            </a:graphic>
-          </wp:inline>
-        </w:drawing>
-      </w:r>
-    </w:p>
-    <w:p>
-      <w:pPr>
-        <w:spacing w:before="40" w:after="280"/>
-        <w:jc w:val="center"/>
-      </w:pPr>
-      <w:r>
-        <w:rPr>
-          <w:rFonts w:ascii="Inter" w:hAnsi="Inter"/>
-          <w:b/>
-          <w:i/>
-          <w:color w:val="475569"/>
-          <w:sz w:val="17"/>
-        </w:rPr>
-        <w:t>Figura 7. Detalle de Incidencia SCRUM-13 en Jira Cloud: Memorándum de Equipo N° 02/2026 con Definition of Done y Archivo Oficial Adjunto.</w:t>
-      </w:r>
-    </w:p>
-    <w:p>
-      <w:pPr>
-        <w:spacing w:before="160" w:after="120" w:line="276" w:lineRule="auto"/>
-      </w:pPr>
-      <w:r>
-        <w:rPr>
-          <w:rFonts w:ascii="Inter" w:hAnsi="Inter"/>
-          <w:color w:val="334155"/>
-          <w:sz w:val="19"/>
-        </w:rPr>
-        <w:t>En concordancia con las directrices de Jira Software Cloud y el marco de gobernanza Scrum, el equipo activo quedó formalmente bautizado y registrado en el workspace institucional como 'Los Saybayman'. La plataforma megasuper.atlassian.net refleja de forma fidedigna a los 5 integrantes activos en funciones, asignándoles la totalidad de las historias de usuario y certificando la revogación formal de accesos al ex-integrante Juan Mena, tal como se exhibe en la Figura 8.</w:t>
-      </w:r>
-    </w:p>
-    <w:p>
-      <w:pPr>
-        <w:spacing w:before="160" w:after="80"/>
-        <w:jc w:val="center"/>
-      </w:pPr>
-      <w:r>
-        <w:drawing>
-          <wp:inline xmlns:a="http://schemas.openxmlformats.org/drawingml/2006/main" xmlns:pic="http://schemas.openxmlformats.org/drawingml/2006/picture">
-            <wp:extent cx="5669280" cy="3897630"/>
-            <wp:docPr id="13" name="Picture 13"/>
-            <wp:cNvGraphicFramePr>
-              <a:graphicFrameLocks noChangeAspect="1"/>
-            </wp:cNvGraphicFramePr>
-            <a:graphic>
-              <a:graphicData uri="http://schemas.openxmlformats.org/drawingml/2006/picture">
-                <pic:pic>
-                  <pic:nvPicPr>
-                    <pic:cNvPr id="0" name="figura_8_jira_equipo_saybayman.png"/>
-                    <pic:cNvPicPr/>
-                  </pic:nvPicPr>
-                  <pic:blipFill>
-                    <a:blip r:embed="rId19"/>
-                    <a:stretch>
-                      <a:fillRect/>
-                    </a:stretch>
-                  </pic:blipFill>
-                  <pic:spPr>
-                    <a:xfrm>
-                      <a:off x="0" y="0"/>
-                      <a:ext cx="5669280" cy="3897630"/>
-                    </a:xfrm>
-                    <a:prstGeom prst="rect"/>
-                  </pic:spPr>
-                </pic:pic>
-              </a:graphicData>
-            </a:graphic>
-          </wp:inline>
-        </w:drawing>
-      </w:r>
-    </w:p>
-    <w:p>
-      <w:pPr>
-        <w:spacing w:before="40" w:after="280"/>
-        <w:jc w:val="center"/>
-      </w:pPr>
-      <w:r>
-        <w:rPr>
-          <w:rFonts w:ascii="Inter" w:hAnsi="Inter"/>
-          <w:b/>
-          <w:i/>
-          <w:color w:val="475569"/>
-          <w:sz w:val="17"/>
-        </w:rPr>
-        <w:t>Figura 8. Vista de Gestión del Equipo 'Los Saybayman' en Atlassian Jira Cloud (5 Miembros Activos sin Juan Mena).</w:t>
       </w:r>
     </w:p>
     <w:p>
